--- a/forms/pre-anesthesia-checklist.docx
+++ b/forms/pre-anesthesia-checklist.docx
@@ -4,7 +4,7 @@
   <w:body>
     <w:p>
       <w:pPr>
-        <w:spacing w:after="80"/>
+        <w:spacing w:after="60"/>
       </w:pPr>
       <w:r>
         <w:drawing>
@@ -52,7 +52,7 @@
         <w:pBdr>
           <w:bottom w:val="single" w:color="035293" w:sz="18" w:space="6"/>
         </w:pBdr>
-        <w:spacing w:after="40"/>
+        <w:spacing w:after="30" w:line="500" w:lineRule="exact"/>
       </w:pPr>
       <w:r>
         <w:rPr>
@@ -68,7 +68,7 @@
     </w:p>
     <w:p>
       <w:pPr>
-        <w:spacing w:after="120"/>
+        <w:spacing w:after="90" w:line="230" w:lineRule="exact"/>
       </w:pPr>
       <w:r>
         <w:rPr>
@@ -109,16 +109,16 @@
             </w:tcBorders>
             <w:shd w:fill="035293" w:val="clear"/>
             <w:tcMar>
-              <w:top w:type="dxa" w:w="50"/>
-              <w:left w:type="dxa" w:w="90"/>
-              <w:bottom w:type="dxa" w:w="50"/>
-              <w:right w:type="dxa" w:w="60"/>
-            </w:tcMar>
-            <w:vAlign w:val="center"/>
-          </w:tcPr>
-          <w:p>
-            <w:pPr>
-              <w:spacing w:after="10" w:before="10"/>
+              <w:top w:type="dxa" w:w="36"/>
+              <w:left w:type="dxa" w:w="90"/>
+              <w:bottom w:type="dxa" w:w="36"/>
+              <w:right w:type="dxa" w:w="60"/>
+            </w:tcMar>
+            <w:vAlign w:val="center"/>
+          </w:tcPr>
+          <w:p>
+            <w:pPr>
+              <w:spacing w:after="0" w:before="0" w:line="266" w:lineRule="exact"/>
             </w:pPr>
             <w:r>
               <w:rPr>
@@ -167,16 +167,16 @@
             </w:tcBorders>
             <w:shd w:fill="EDF3FA" w:val="clear"/>
             <w:tcMar>
-              <w:top w:type="dxa" w:w="50"/>
-              <w:left w:type="dxa" w:w="90"/>
-              <w:bottom w:type="dxa" w:w="50"/>
-              <w:right w:type="dxa" w:w="60"/>
-            </w:tcMar>
-            <w:vAlign w:val="center"/>
-          </w:tcPr>
-          <w:p>
-            <w:pPr>
-              <w:spacing w:after="10" w:before="10"/>
+              <w:top w:type="dxa" w:w="36"/>
+              <w:left w:type="dxa" w:w="90"/>
+              <w:bottom w:type="dxa" w:w="36"/>
+              <w:right w:type="dxa" w:w="60"/>
+            </w:tcMar>
+            <w:vAlign w:val="center"/>
+          </w:tcPr>
+          <w:p>
+            <w:pPr>
+              <w:spacing w:after="0" w:before="0" w:line="252" w:lineRule="exact"/>
             </w:pPr>
             <w:r>
               <w:rPr>
@@ -201,14 +201,18 @@
               <w:right w:val="single" w:color="B9CCDE" w:sz="4"/>
             </w:tcBorders>
             <w:tcMar>
-              <w:top w:type="dxa" w:w="50"/>
-              <w:left w:type="dxa" w:w="90"/>
-              <w:bottom w:type="dxa" w:w="50"/>
-              <w:right w:type="dxa" w:w="60"/>
-            </w:tcMar>
-            <w:vAlign w:val="center"/>
-          </w:tcPr>
-          <w:p/>
+              <w:top w:type="dxa" w:w="36"/>
+              <w:left w:type="dxa" w:w="90"/>
+              <w:bottom w:type="dxa" w:w="36"/>
+              <w:right w:type="dxa" w:w="60"/>
+            </w:tcMar>
+            <w:vAlign w:val="center"/>
+          </w:tcPr>
+          <w:p>
+            <w:pPr>
+              <w:spacing w:after="0" w:before="0" w:line="252" w:lineRule="exact"/>
+            </w:pPr>
+          </w:p>
         </w:tc>
         <w:tc>
           <w:tcPr>
@@ -221,16 +225,16 @@
             </w:tcBorders>
             <w:shd w:fill="EDF3FA" w:val="clear"/>
             <w:tcMar>
-              <w:top w:type="dxa" w:w="50"/>
-              <w:left w:type="dxa" w:w="90"/>
-              <w:bottom w:type="dxa" w:w="50"/>
-              <w:right w:type="dxa" w:w="60"/>
-            </w:tcMar>
-            <w:vAlign w:val="center"/>
-          </w:tcPr>
-          <w:p>
-            <w:pPr>
-              <w:spacing w:after="10" w:before="10"/>
+              <w:top w:type="dxa" w:w="36"/>
+              <w:left w:type="dxa" w:w="90"/>
+              <w:bottom w:type="dxa" w:w="36"/>
+              <w:right w:type="dxa" w:w="60"/>
+            </w:tcMar>
+            <w:vAlign w:val="center"/>
+          </w:tcPr>
+          <w:p>
+            <w:pPr>
+              <w:spacing w:after="0" w:before="0" w:line="252" w:lineRule="exact"/>
             </w:pPr>
             <w:r>
               <w:rPr>
@@ -255,14 +259,18 @@
               <w:right w:val="single" w:color="B9CCDE" w:sz="4"/>
             </w:tcBorders>
             <w:tcMar>
-              <w:top w:type="dxa" w:w="50"/>
-              <w:left w:type="dxa" w:w="90"/>
-              <w:bottom w:type="dxa" w:w="50"/>
-              <w:right w:type="dxa" w:w="60"/>
-            </w:tcMar>
-            <w:vAlign w:val="center"/>
-          </w:tcPr>
-          <w:p/>
+              <w:top w:type="dxa" w:w="36"/>
+              <w:left w:type="dxa" w:w="90"/>
+              <w:bottom w:type="dxa" w:w="36"/>
+              <w:right w:type="dxa" w:w="60"/>
+            </w:tcMar>
+            <w:vAlign w:val="center"/>
+          </w:tcPr>
+          <w:p>
+            <w:pPr>
+              <w:spacing w:after="0" w:before="0" w:line="252" w:lineRule="exact"/>
+            </w:pPr>
+          </w:p>
         </w:tc>
         <w:tc>
           <w:tcPr>
@@ -275,16 +283,16 @@
             </w:tcBorders>
             <w:shd w:fill="EDF3FA" w:val="clear"/>
             <w:tcMar>
-              <w:top w:type="dxa" w:w="50"/>
-              <w:left w:type="dxa" w:w="90"/>
-              <w:bottom w:type="dxa" w:w="50"/>
-              <w:right w:type="dxa" w:w="60"/>
-            </w:tcMar>
-            <w:vAlign w:val="center"/>
-          </w:tcPr>
-          <w:p>
-            <w:pPr>
-              <w:spacing w:after="10" w:before="10"/>
+              <w:top w:type="dxa" w:w="36"/>
+              <w:left w:type="dxa" w:w="90"/>
+              <w:bottom w:type="dxa" w:w="36"/>
+              <w:right w:type="dxa" w:w="60"/>
+            </w:tcMar>
+            <w:vAlign w:val="center"/>
+          </w:tcPr>
+          <w:p>
+            <w:pPr>
+              <w:spacing w:after="0" w:before="0" w:line="252" w:lineRule="exact"/>
             </w:pPr>
             <w:r>
               <w:rPr>
@@ -309,14 +317,18 @@
               <w:right w:val="single" w:color="B9CCDE" w:sz="4"/>
             </w:tcBorders>
             <w:tcMar>
-              <w:top w:type="dxa" w:w="50"/>
-              <w:left w:type="dxa" w:w="90"/>
-              <w:bottom w:type="dxa" w:w="50"/>
-              <w:right w:type="dxa" w:w="60"/>
-            </w:tcMar>
-            <w:vAlign w:val="center"/>
-          </w:tcPr>
-          <w:p/>
+              <w:top w:type="dxa" w:w="36"/>
+              <w:left w:type="dxa" w:w="90"/>
+              <w:bottom w:type="dxa" w:w="36"/>
+              <w:right w:type="dxa" w:w="60"/>
+            </w:tcMar>
+            <w:vAlign w:val="center"/>
+          </w:tcPr>
+          <w:p>
+            <w:pPr>
+              <w:spacing w:after="0" w:before="0" w:line="252" w:lineRule="exact"/>
+            </w:pPr>
+          </w:p>
         </w:tc>
       </w:tr>
     </w:tbl>
@@ -348,16 +360,16 @@
             </w:tcBorders>
             <w:shd w:fill="EDF3FA" w:val="clear"/>
             <w:tcMar>
-              <w:top w:type="dxa" w:w="50"/>
-              <w:left w:type="dxa" w:w="90"/>
-              <w:bottom w:type="dxa" w:w="50"/>
-              <w:right w:type="dxa" w:w="60"/>
-            </w:tcMar>
-            <w:vAlign w:val="center"/>
-          </w:tcPr>
-          <w:p>
-            <w:pPr>
-              <w:spacing w:after="10" w:before="10"/>
+              <w:top w:type="dxa" w:w="36"/>
+              <w:left w:type="dxa" w:w="90"/>
+              <w:bottom w:type="dxa" w:w="36"/>
+              <w:right w:type="dxa" w:w="60"/>
+            </w:tcMar>
+            <w:vAlign w:val="center"/>
+          </w:tcPr>
+          <w:p>
+            <w:pPr>
+              <w:spacing w:after="0" w:before="0" w:line="252" w:lineRule="exact"/>
             </w:pPr>
             <w:r>
               <w:rPr>
@@ -382,14 +394,18 @@
               <w:right w:val="single" w:color="B9CCDE" w:sz="4"/>
             </w:tcBorders>
             <w:tcMar>
-              <w:top w:type="dxa" w:w="50"/>
-              <w:left w:type="dxa" w:w="90"/>
-              <w:bottom w:type="dxa" w:w="50"/>
-              <w:right w:type="dxa" w:w="60"/>
-            </w:tcMar>
-            <w:vAlign w:val="center"/>
-          </w:tcPr>
-          <w:p/>
+              <w:top w:type="dxa" w:w="36"/>
+              <w:left w:type="dxa" w:w="90"/>
+              <w:bottom w:type="dxa" w:w="36"/>
+              <w:right w:type="dxa" w:w="60"/>
+            </w:tcMar>
+            <w:vAlign w:val="center"/>
+          </w:tcPr>
+          <w:p>
+            <w:pPr>
+              <w:spacing w:after="0" w:before="0" w:line="252" w:lineRule="exact"/>
+            </w:pPr>
+          </w:p>
         </w:tc>
       </w:tr>
       <w:tr>
@@ -404,16 +420,16 @@
             </w:tcBorders>
             <w:shd w:fill="EDF3FA" w:val="clear"/>
             <w:tcMar>
-              <w:top w:type="dxa" w:w="50"/>
-              <w:left w:type="dxa" w:w="90"/>
-              <w:bottom w:type="dxa" w:w="50"/>
-              <w:right w:type="dxa" w:w="60"/>
-            </w:tcMar>
-            <w:vAlign w:val="center"/>
-          </w:tcPr>
-          <w:p>
-            <w:pPr>
-              <w:spacing w:after="10" w:before="10"/>
+              <w:top w:type="dxa" w:w="36"/>
+              <w:left w:type="dxa" w:w="90"/>
+              <w:bottom w:type="dxa" w:w="36"/>
+              <w:right w:type="dxa" w:w="60"/>
+            </w:tcMar>
+            <w:vAlign w:val="center"/>
+          </w:tcPr>
+          <w:p>
+            <w:pPr>
+              <w:spacing w:after="0" w:before="0" w:line="252" w:lineRule="exact"/>
             </w:pPr>
             <w:r>
               <w:rPr>
@@ -438,14 +454,18 @@
               <w:right w:val="single" w:color="B9CCDE" w:sz="4"/>
             </w:tcBorders>
             <w:tcMar>
-              <w:top w:type="dxa" w:w="50"/>
-              <w:left w:type="dxa" w:w="90"/>
-              <w:bottom w:type="dxa" w:w="50"/>
-              <w:right w:type="dxa" w:w="60"/>
-            </w:tcMar>
-            <w:vAlign w:val="center"/>
-          </w:tcPr>
-          <w:p/>
+              <w:top w:type="dxa" w:w="36"/>
+              <w:left w:type="dxa" w:w="90"/>
+              <w:bottom w:type="dxa" w:w="36"/>
+              <w:right w:type="dxa" w:w="60"/>
+            </w:tcMar>
+            <w:vAlign w:val="center"/>
+          </w:tcPr>
+          <w:p>
+            <w:pPr>
+              <w:spacing w:after="0" w:before="0" w:line="252" w:lineRule="exact"/>
+            </w:pPr>
+          </w:p>
         </w:tc>
       </w:tr>
       <w:tr>
@@ -460,16 +480,16 @@
             </w:tcBorders>
             <w:shd w:fill="EDF3FA" w:val="clear"/>
             <w:tcMar>
-              <w:top w:type="dxa" w:w="50"/>
-              <w:left w:type="dxa" w:w="90"/>
-              <w:bottom w:type="dxa" w:w="50"/>
-              <w:right w:type="dxa" w:w="60"/>
-            </w:tcMar>
-            <w:vAlign w:val="center"/>
-          </w:tcPr>
-          <w:p>
-            <w:pPr>
-              <w:spacing w:after="10" w:before="10"/>
+              <w:top w:type="dxa" w:w="36"/>
+              <w:left w:type="dxa" w:w="90"/>
+              <w:bottom w:type="dxa" w:w="36"/>
+              <w:right w:type="dxa" w:w="60"/>
+            </w:tcMar>
+            <w:vAlign w:val="center"/>
+          </w:tcPr>
+          <w:p>
+            <w:pPr>
+              <w:spacing w:after="0" w:before="0" w:line="252" w:lineRule="exact"/>
             </w:pPr>
             <w:r>
               <w:rPr>
@@ -494,16 +514,16 @@
               <w:right w:val="single" w:color="B9CCDE" w:sz="4"/>
             </w:tcBorders>
             <w:tcMar>
-              <w:top w:type="dxa" w:w="50"/>
-              <w:left w:type="dxa" w:w="90"/>
-              <w:bottom w:type="dxa" w:w="50"/>
-              <w:right w:type="dxa" w:w="60"/>
-            </w:tcMar>
-            <w:vAlign w:val="center"/>
-          </w:tcPr>
-          <w:p>
-            <w:pPr>
-              <w:spacing w:after="10" w:before="10"/>
+              <w:top w:type="dxa" w:w="36"/>
+              <w:left w:type="dxa" w:w="90"/>
+              <w:bottom w:type="dxa" w:w="36"/>
+              <w:right w:type="dxa" w:w="60"/>
+            </w:tcMar>
+            <w:vAlign w:val="center"/>
+          </w:tcPr>
+          <w:p>
+            <w:pPr>
+              <w:spacing w:after="0" w:before="0" w:line="252" w:lineRule="exact"/>
             </w:pPr>
             <w:r>
               <w:rPr>
@@ -531,16 +551,16 @@
             </w:tcBorders>
             <w:shd w:fill="EDF3FA" w:val="clear"/>
             <w:tcMar>
-              <w:top w:type="dxa" w:w="50"/>
-              <w:left w:type="dxa" w:w="90"/>
-              <w:bottom w:type="dxa" w:w="50"/>
-              <w:right w:type="dxa" w:w="60"/>
-            </w:tcMar>
-            <w:vAlign w:val="center"/>
-          </w:tcPr>
-          <w:p>
-            <w:pPr>
-              <w:spacing w:after="10" w:before="10"/>
+              <w:top w:type="dxa" w:w="36"/>
+              <w:left w:type="dxa" w:w="90"/>
+              <w:bottom w:type="dxa" w:w="36"/>
+              <w:right w:type="dxa" w:w="60"/>
+            </w:tcMar>
+            <w:vAlign w:val="center"/>
+          </w:tcPr>
+          <w:p>
+            <w:pPr>
+              <w:spacing w:after="0" w:before="0" w:line="252" w:lineRule="exact"/>
             </w:pPr>
             <w:r>
               <w:rPr>
@@ -565,16 +585,16 @@
               <w:right w:val="single" w:color="B9CCDE" w:sz="4"/>
             </w:tcBorders>
             <w:tcMar>
-              <w:top w:type="dxa" w:w="50"/>
-              <w:left w:type="dxa" w:w="90"/>
-              <w:bottom w:type="dxa" w:w="50"/>
-              <w:right w:type="dxa" w:w="60"/>
-            </w:tcMar>
-            <w:vAlign w:val="center"/>
-          </w:tcPr>
-          <w:p>
-            <w:pPr>
-              <w:spacing w:after="10" w:before="10"/>
+              <w:top w:type="dxa" w:w="36"/>
+              <w:left w:type="dxa" w:w="90"/>
+              <w:bottom w:type="dxa" w:w="36"/>
+              <w:right w:type="dxa" w:w="60"/>
+            </w:tcMar>
+            <w:vAlign w:val="center"/>
+          </w:tcPr>
+          <w:p>
+            <w:pPr>
+              <w:spacing w:after="0" w:before="0" w:line="224" w:lineRule="exact"/>
             </w:pPr>
             <w:r>
               <w:rPr>
@@ -593,7 +613,7 @@
     </w:tbl>
     <w:p>
       <w:pPr>
-        <w:spacing w:after="10" w:before="10"/>
+        <w:spacing w:after="0" w:before="0" w:line="196" w:lineRule="exact"/>
       </w:pPr>
       <w:r>
         <w:rPr>
@@ -609,7 +629,7 @@
     </w:p>
     <w:p>
       <w:pPr>
-        <w:spacing w:after="60" w:before="0"/>
+        <w:spacing w:after="0" w:before="0" w:line="90" w:lineRule="exact"/>
       </w:pPr>
     </w:p>
     <w:tbl>
@@ -639,16 +659,16 @@
             </w:tcBorders>
             <w:shd w:fill="035293" w:val="clear"/>
             <w:tcMar>
-              <w:top w:type="dxa" w:w="50"/>
-              <w:left w:type="dxa" w:w="90"/>
-              <w:bottom w:type="dxa" w:w="50"/>
-              <w:right w:type="dxa" w:w="60"/>
-            </w:tcMar>
-            <w:vAlign w:val="center"/>
-          </w:tcPr>
-          <w:p>
-            <w:pPr>
-              <w:spacing w:after="10" w:before="10"/>
+              <w:top w:type="dxa" w:w="36"/>
+              <w:left w:type="dxa" w:w="90"/>
+              <w:bottom w:type="dxa" w:w="36"/>
+              <w:right w:type="dxa" w:w="60"/>
+            </w:tcMar>
+            <w:vAlign w:val="center"/>
+          </w:tcPr>
+          <w:p>
+            <w:pPr>
+              <w:spacing w:after="0" w:before="0" w:line="266" w:lineRule="exact"/>
             </w:pPr>
             <w:r>
               <w:rPr>
@@ -691,16 +711,16 @@
               <w:right w:val="single" w:color="B9CCDE" w:sz="4"/>
             </w:tcBorders>
             <w:tcMar>
-              <w:top w:type="dxa" w:w="50"/>
-              <w:left w:type="dxa" w:w="90"/>
-              <w:bottom w:type="dxa" w:w="50"/>
-              <w:right w:type="dxa" w:w="60"/>
-            </w:tcMar>
-            <w:vAlign w:val="center"/>
-          </w:tcPr>
-          <w:p>
-            <w:pPr>
-              <w:spacing w:after="10" w:before="10"/>
+              <w:top w:type="dxa" w:w="36"/>
+              <w:left w:type="dxa" w:w="90"/>
+              <w:bottom w:type="dxa" w:w="36"/>
+              <w:right w:type="dxa" w:w="60"/>
+            </w:tcMar>
+            <w:vAlign w:val="center"/>
+          </w:tcPr>
+          <w:p>
+            <w:pPr>
+              <w:spacing w:after="0" w:before="0" w:line="252" w:lineRule="exact"/>
             </w:pPr>
             <w:r>
               <w:rPr>
@@ -727,16 +747,16 @@
               <w:right w:val="single" w:color="B9CCDE" w:sz="4"/>
             </w:tcBorders>
             <w:tcMar>
-              <w:top w:type="dxa" w:w="50"/>
-              <w:left w:type="dxa" w:w="90"/>
-              <w:bottom w:type="dxa" w:w="50"/>
-              <w:right w:type="dxa" w:w="60"/>
-            </w:tcMar>
-            <w:vAlign w:val="center"/>
-          </w:tcPr>
-          <w:p>
-            <w:pPr>
-              <w:spacing w:after="10" w:before="10"/>
+              <w:top w:type="dxa" w:w="36"/>
+              <w:left w:type="dxa" w:w="90"/>
+              <w:bottom w:type="dxa" w:w="36"/>
+              <w:right w:type="dxa" w:w="60"/>
+            </w:tcMar>
+            <w:vAlign w:val="center"/>
+          </w:tcPr>
+          <w:p>
+            <w:pPr>
+              <w:spacing w:after="0" w:before="0" w:line="252" w:lineRule="exact"/>
             </w:pPr>
             <w:r>
               <w:rPr>
@@ -763,16 +783,16 @@
               <w:right w:val="single" w:color="B9CCDE" w:sz="4"/>
             </w:tcBorders>
             <w:tcMar>
-              <w:top w:type="dxa" w:w="50"/>
-              <w:left w:type="dxa" w:w="90"/>
-              <w:bottom w:type="dxa" w:w="50"/>
-              <w:right w:type="dxa" w:w="60"/>
-            </w:tcMar>
-            <w:vAlign w:val="center"/>
-          </w:tcPr>
-          <w:p>
-            <w:pPr>
-              <w:spacing w:after="10" w:before="10"/>
+              <w:top w:type="dxa" w:w="36"/>
+              <w:left w:type="dxa" w:w="90"/>
+              <w:bottom w:type="dxa" w:w="36"/>
+              <w:right w:type="dxa" w:w="60"/>
+            </w:tcMar>
+            <w:vAlign w:val="center"/>
+          </w:tcPr>
+          <w:p>
+            <w:pPr>
+              <w:spacing w:after="0" w:before="0" w:line="252" w:lineRule="exact"/>
             </w:pPr>
             <w:r>
               <w:rPr>
@@ -799,16 +819,16 @@
               <w:right w:val="single" w:color="B9CCDE" w:sz="4"/>
             </w:tcBorders>
             <w:tcMar>
-              <w:top w:type="dxa" w:w="50"/>
-              <w:left w:type="dxa" w:w="90"/>
-              <w:bottom w:type="dxa" w:w="50"/>
-              <w:right w:type="dxa" w:w="60"/>
-            </w:tcMar>
-            <w:vAlign w:val="center"/>
-          </w:tcPr>
-          <w:p>
-            <w:pPr>
-              <w:spacing w:after="10" w:before="10"/>
+              <w:top w:type="dxa" w:w="36"/>
+              <w:left w:type="dxa" w:w="90"/>
+              <w:bottom w:type="dxa" w:w="36"/>
+              <w:right w:type="dxa" w:w="60"/>
+            </w:tcMar>
+            <w:vAlign w:val="center"/>
+          </w:tcPr>
+          <w:p>
+            <w:pPr>
+              <w:spacing w:after="0" w:before="0" w:line="252" w:lineRule="exact"/>
             </w:pPr>
             <w:r>
               <w:rPr>
@@ -827,7 +847,7 @@
     </w:tbl>
     <w:p>
       <w:pPr>
-        <w:spacing w:after="60" w:before="0"/>
+        <w:spacing w:after="0" w:before="0" w:line="90" w:lineRule="exact"/>
       </w:pPr>
     </w:p>
     <w:tbl>
@@ -857,16 +877,16 @@
             </w:tcBorders>
             <w:shd w:fill="035293" w:val="clear"/>
             <w:tcMar>
-              <w:top w:type="dxa" w:w="50"/>
-              <w:left w:type="dxa" w:w="90"/>
-              <w:bottom w:type="dxa" w:w="50"/>
-              <w:right w:type="dxa" w:w="60"/>
-            </w:tcMar>
-            <w:vAlign w:val="center"/>
-          </w:tcPr>
-          <w:p>
-            <w:pPr>
-              <w:spacing w:after="10" w:before="10"/>
+              <w:top w:type="dxa" w:w="36"/>
+              <w:left w:type="dxa" w:w="90"/>
+              <w:bottom w:type="dxa" w:w="36"/>
+              <w:right w:type="dxa" w:w="60"/>
+            </w:tcMar>
+            <w:vAlign w:val="center"/>
+          </w:tcPr>
+          <w:p>
+            <w:pPr>
+              <w:spacing w:after="0" w:before="0" w:line="266" w:lineRule="exact"/>
             </w:pPr>
             <w:r>
               <w:rPr>
@@ -917,16 +937,16 @@
             </w:tcBorders>
             <w:shd w:fill="EDF3FA" w:val="clear"/>
             <w:tcMar>
-              <w:top w:type="dxa" w:w="50"/>
-              <w:left w:type="dxa" w:w="90"/>
-              <w:bottom w:type="dxa" w:w="50"/>
-              <w:right w:type="dxa" w:w="60"/>
-            </w:tcMar>
-            <w:vAlign w:val="center"/>
-          </w:tcPr>
-          <w:p>
-            <w:pPr>
-              <w:spacing w:after="10" w:before="10"/>
+              <w:top w:type="dxa" w:w="36"/>
+              <w:left w:type="dxa" w:w="90"/>
+              <w:bottom w:type="dxa" w:w="36"/>
+              <w:right w:type="dxa" w:w="60"/>
+            </w:tcMar>
+            <w:vAlign w:val="center"/>
+          </w:tcPr>
+          <w:p>
+            <w:pPr>
+              <w:spacing w:after="0" w:before="0" w:line="224" w:lineRule="exact"/>
             </w:pPr>
             <w:r>
               <w:rPr>
@@ -952,16 +972,16 @@
             </w:tcBorders>
             <w:shd w:fill="EDF3FA" w:val="clear"/>
             <w:tcMar>
-              <w:top w:type="dxa" w:w="50"/>
-              <w:left w:type="dxa" w:w="90"/>
-              <w:bottom w:type="dxa" w:w="50"/>
-              <w:right w:type="dxa" w:w="60"/>
-            </w:tcMar>
-            <w:vAlign w:val="center"/>
-          </w:tcPr>
-          <w:p>
-            <w:pPr>
-              <w:spacing w:after="10" w:before="10"/>
+              <w:top w:type="dxa" w:w="36"/>
+              <w:left w:type="dxa" w:w="90"/>
+              <w:bottom w:type="dxa" w:w="36"/>
+              <w:right w:type="dxa" w:w="60"/>
+            </w:tcMar>
+            <w:vAlign w:val="center"/>
+          </w:tcPr>
+          <w:p>
+            <w:pPr>
+              <w:spacing w:after="0" w:before="0" w:line="224" w:lineRule="exact"/>
             </w:pPr>
             <w:r>
               <w:rPr>
@@ -987,16 +1007,16 @@
             </w:tcBorders>
             <w:shd w:fill="EDF3FA" w:val="clear"/>
             <w:tcMar>
-              <w:top w:type="dxa" w:w="50"/>
-              <w:left w:type="dxa" w:w="90"/>
-              <w:bottom w:type="dxa" w:w="50"/>
-              <w:right w:type="dxa" w:w="60"/>
-            </w:tcMar>
-            <w:vAlign w:val="center"/>
-          </w:tcPr>
-          <w:p>
-            <w:pPr>
-              <w:spacing w:after="10" w:before="10"/>
+              <w:top w:type="dxa" w:w="36"/>
+              <w:left w:type="dxa" w:w="90"/>
+              <w:bottom w:type="dxa" w:w="36"/>
+              <w:right w:type="dxa" w:w="60"/>
+            </w:tcMar>
+            <w:vAlign w:val="center"/>
+          </w:tcPr>
+          <w:p>
+            <w:pPr>
+              <w:spacing w:after="0" w:before="0" w:line="224" w:lineRule="exact"/>
             </w:pPr>
             <w:r>
               <w:rPr>
@@ -1022,16 +1042,16 @@
             </w:tcBorders>
             <w:shd w:fill="EDF3FA" w:val="clear"/>
             <w:tcMar>
-              <w:top w:type="dxa" w:w="50"/>
-              <w:left w:type="dxa" w:w="90"/>
-              <w:bottom w:type="dxa" w:w="50"/>
-              <w:right w:type="dxa" w:w="60"/>
-            </w:tcMar>
-            <w:vAlign w:val="center"/>
-          </w:tcPr>
-          <w:p>
-            <w:pPr>
-              <w:spacing w:after="10" w:before="10"/>
+              <w:top w:type="dxa" w:w="36"/>
+              <w:left w:type="dxa" w:w="90"/>
+              <w:bottom w:type="dxa" w:w="36"/>
+              <w:right w:type="dxa" w:w="60"/>
+            </w:tcMar>
+            <w:vAlign w:val="center"/>
+          </w:tcPr>
+          <w:p>
+            <w:pPr>
+              <w:spacing w:after="0" w:before="0" w:line="224" w:lineRule="exact"/>
             </w:pPr>
             <w:r>
               <w:rPr>
@@ -1057,16 +1077,16 @@
             </w:tcBorders>
             <w:shd w:fill="EDF3FA" w:val="clear"/>
             <w:tcMar>
-              <w:top w:type="dxa" w:w="50"/>
-              <w:left w:type="dxa" w:w="90"/>
-              <w:bottom w:type="dxa" w:w="50"/>
-              <w:right w:type="dxa" w:w="60"/>
-            </w:tcMar>
-            <w:vAlign w:val="center"/>
-          </w:tcPr>
-          <w:p>
-            <w:pPr>
-              <w:spacing w:after="10" w:before="10"/>
+              <w:top w:type="dxa" w:w="36"/>
+              <w:left w:type="dxa" w:w="90"/>
+              <w:bottom w:type="dxa" w:w="36"/>
+              <w:right w:type="dxa" w:w="60"/>
+            </w:tcMar>
+            <w:vAlign w:val="center"/>
+          </w:tcPr>
+          <w:p>
+            <w:pPr>
+              <w:spacing w:after="0" w:before="0" w:line="224" w:lineRule="exact"/>
             </w:pPr>
             <w:r>
               <w:rPr>
@@ -1092,16 +1112,16 @@
             </w:tcBorders>
             <w:shd w:fill="EDF3FA" w:val="clear"/>
             <w:tcMar>
-              <w:top w:type="dxa" w:w="50"/>
-              <w:left w:type="dxa" w:w="90"/>
-              <w:bottom w:type="dxa" w:w="50"/>
-              <w:right w:type="dxa" w:w="60"/>
-            </w:tcMar>
-            <w:vAlign w:val="center"/>
-          </w:tcPr>
-          <w:p>
-            <w:pPr>
-              <w:spacing w:after="10" w:before="10"/>
+              <w:top w:type="dxa" w:w="36"/>
+              <w:left w:type="dxa" w:w="90"/>
+              <w:bottom w:type="dxa" w:w="36"/>
+              <w:right w:type="dxa" w:w="60"/>
+            </w:tcMar>
+            <w:vAlign w:val="center"/>
+          </w:tcPr>
+          <w:p>
+            <w:pPr>
+              <w:spacing w:after="0" w:before="0" w:line="224" w:lineRule="exact"/>
             </w:pPr>
             <w:r>
               <w:rPr>
@@ -1127,16 +1147,16 @@
             </w:tcBorders>
             <w:shd w:fill="EDF3FA" w:val="clear"/>
             <w:tcMar>
-              <w:top w:type="dxa" w:w="50"/>
-              <w:left w:type="dxa" w:w="90"/>
-              <w:bottom w:type="dxa" w:w="50"/>
-              <w:right w:type="dxa" w:w="60"/>
-            </w:tcMar>
-            <w:vAlign w:val="center"/>
-          </w:tcPr>
-          <w:p>
-            <w:pPr>
-              <w:spacing w:after="10" w:before="10"/>
+              <w:top w:type="dxa" w:w="36"/>
+              <w:left w:type="dxa" w:w="90"/>
+              <w:bottom w:type="dxa" w:w="36"/>
+              <w:right w:type="dxa" w:w="60"/>
+            </w:tcMar>
+            <w:vAlign w:val="center"/>
+          </w:tcPr>
+          <w:p>
+            <w:pPr>
+              <w:spacing w:after="0" w:before="0" w:line="224" w:lineRule="exact"/>
             </w:pPr>
             <w:r>
               <w:rPr>
@@ -1162,16 +1182,16 @@
             </w:tcBorders>
             <w:shd w:fill="EDF3FA" w:val="clear"/>
             <w:tcMar>
-              <w:top w:type="dxa" w:w="50"/>
-              <w:left w:type="dxa" w:w="90"/>
-              <w:bottom w:type="dxa" w:w="50"/>
-              <w:right w:type="dxa" w:w="60"/>
-            </w:tcMar>
-            <w:vAlign w:val="center"/>
-          </w:tcPr>
-          <w:p>
-            <w:pPr>
-              <w:spacing w:after="10" w:before="10"/>
+              <w:top w:type="dxa" w:w="36"/>
+              <w:left w:type="dxa" w:w="90"/>
+              <w:bottom w:type="dxa" w:w="36"/>
+              <w:right w:type="dxa" w:w="60"/>
+            </w:tcMar>
+            <w:vAlign w:val="center"/>
+          </w:tcPr>
+          <w:p>
+            <w:pPr>
+              <w:spacing w:after="0" w:before="0" w:line="224" w:lineRule="exact"/>
             </w:pPr>
             <w:r>
               <w:rPr>
@@ -1198,14 +1218,18 @@
               <w:right w:val="single" w:color="B9CCDE" w:sz="4"/>
             </w:tcBorders>
             <w:tcMar>
-              <w:top w:type="dxa" w:w="50"/>
-              <w:left w:type="dxa" w:w="90"/>
-              <w:bottom w:type="dxa" w:w="50"/>
-              <w:right w:type="dxa" w:w="60"/>
-            </w:tcMar>
-            <w:vAlign w:val="center"/>
-          </w:tcPr>
-          <w:p/>
+              <w:top w:type="dxa" w:w="36"/>
+              <w:left w:type="dxa" w:w="90"/>
+              <w:bottom w:type="dxa" w:w="36"/>
+              <w:right w:type="dxa" w:w="60"/>
+            </w:tcMar>
+            <w:vAlign w:val="center"/>
+          </w:tcPr>
+          <w:p>
+            <w:pPr>
+              <w:spacing w:after="0" w:before="0" w:line="252" w:lineRule="exact"/>
+            </w:pPr>
+          </w:p>
         </w:tc>
         <w:tc>
           <w:tcPr>
@@ -1217,14 +1241,18 @@
               <w:right w:val="single" w:color="B9CCDE" w:sz="4"/>
             </w:tcBorders>
             <w:tcMar>
-              <w:top w:type="dxa" w:w="50"/>
-              <w:left w:type="dxa" w:w="90"/>
-              <w:bottom w:type="dxa" w:w="50"/>
-              <w:right w:type="dxa" w:w="60"/>
-            </w:tcMar>
-            <w:vAlign w:val="center"/>
-          </w:tcPr>
-          <w:p/>
+              <w:top w:type="dxa" w:w="36"/>
+              <w:left w:type="dxa" w:w="90"/>
+              <w:bottom w:type="dxa" w:w="36"/>
+              <w:right w:type="dxa" w:w="60"/>
+            </w:tcMar>
+            <w:vAlign w:val="center"/>
+          </w:tcPr>
+          <w:p>
+            <w:pPr>
+              <w:spacing w:after="0" w:before="0" w:line="252" w:lineRule="exact"/>
+            </w:pPr>
+          </w:p>
         </w:tc>
         <w:tc>
           <w:tcPr>
@@ -1236,14 +1264,18 @@
               <w:right w:val="single" w:color="B9CCDE" w:sz="4"/>
             </w:tcBorders>
             <w:tcMar>
-              <w:top w:type="dxa" w:w="50"/>
-              <w:left w:type="dxa" w:w="90"/>
-              <w:bottom w:type="dxa" w:w="50"/>
-              <w:right w:type="dxa" w:w="60"/>
-            </w:tcMar>
-            <w:vAlign w:val="center"/>
-          </w:tcPr>
-          <w:p/>
+              <w:top w:type="dxa" w:w="36"/>
+              <w:left w:type="dxa" w:w="90"/>
+              <w:bottom w:type="dxa" w:w="36"/>
+              <w:right w:type="dxa" w:w="60"/>
+            </w:tcMar>
+            <w:vAlign w:val="center"/>
+          </w:tcPr>
+          <w:p>
+            <w:pPr>
+              <w:spacing w:after="0" w:before="0" w:line="252" w:lineRule="exact"/>
+            </w:pPr>
+          </w:p>
         </w:tc>
         <w:tc>
           <w:tcPr>
@@ -1255,14 +1287,18 @@
               <w:right w:val="single" w:color="B9CCDE" w:sz="4"/>
             </w:tcBorders>
             <w:tcMar>
-              <w:top w:type="dxa" w:w="50"/>
-              <w:left w:type="dxa" w:w="90"/>
-              <w:bottom w:type="dxa" w:w="50"/>
-              <w:right w:type="dxa" w:w="60"/>
-            </w:tcMar>
-            <w:vAlign w:val="center"/>
-          </w:tcPr>
-          <w:p/>
+              <w:top w:type="dxa" w:w="36"/>
+              <w:left w:type="dxa" w:w="90"/>
+              <w:bottom w:type="dxa" w:w="36"/>
+              <w:right w:type="dxa" w:w="60"/>
+            </w:tcMar>
+            <w:vAlign w:val="center"/>
+          </w:tcPr>
+          <w:p>
+            <w:pPr>
+              <w:spacing w:after="0" w:before="0" w:line="252" w:lineRule="exact"/>
+            </w:pPr>
+          </w:p>
         </w:tc>
         <w:tc>
           <w:tcPr>
@@ -1274,14 +1310,18 @@
               <w:right w:val="single" w:color="B9CCDE" w:sz="4"/>
             </w:tcBorders>
             <w:tcMar>
-              <w:top w:type="dxa" w:w="50"/>
-              <w:left w:type="dxa" w:w="90"/>
-              <w:bottom w:type="dxa" w:w="50"/>
-              <w:right w:type="dxa" w:w="60"/>
-            </w:tcMar>
-            <w:vAlign w:val="center"/>
-          </w:tcPr>
-          <w:p/>
+              <w:top w:type="dxa" w:w="36"/>
+              <w:left w:type="dxa" w:w="90"/>
+              <w:bottom w:type="dxa" w:w="36"/>
+              <w:right w:type="dxa" w:w="60"/>
+            </w:tcMar>
+            <w:vAlign w:val="center"/>
+          </w:tcPr>
+          <w:p>
+            <w:pPr>
+              <w:spacing w:after="0" w:before="0" w:line="252" w:lineRule="exact"/>
+            </w:pPr>
+          </w:p>
         </w:tc>
         <w:tc>
           <w:tcPr>
@@ -1293,14 +1333,18 @@
               <w:right w:val="single" w:color="B9CCDE" w:sz="4"/>
             </w:tcBorders>
             <w:tcMar>
-              <w:top w:type="dxa" w:w="50"/>
-              <w:left w:type="dxa" w:w="90"/>
-              <w:bottom w:type="dxa" w:w="50"/>
-              <w:right w:type="dxa" w:w="60"/>
-            </w:tcMar>
-            <w:vAlign w:val="center"/>
-          </w:tcPr>
-          <w:p/>
+              <w:top w:type="dxa" w:w="36"/>
+              <w:left w:type="dxa" w:w="90"/>
+              <w:bottom w:type="dxa" w:w="36"/>
+              <w:right w:type="dxa" w:w="60"/>
+            </w:tcMar>
+            <w:vAlign w:val="center"/>
+          </w:tcPr>
+          <w:p>
+            <w:pPr>
+              <w:spacing w:after="0" w:before="0" w:line="252" w:lineRule="exact"/>
+            </w:pPr>
+          </w:p>
         </w:tc>
         <w:tc>
           <w:tcPr>
@@ -1312,14 +1356,18 @@
               <w:right w:val="single" w:color="B9CCDE" w:sz="4"/>
             </w:tcBorders>
             <w:tcMar>
-              <w:top w:type="dxa" w:w="50"/>
-              <w:left w:type="dxa" w:w="90"/>
-              <w:bottom w:type="dxa" w:w="50"/>
-              <w:right w:type="dxa" w:w="60"/>
-            </w:tcMar>
-            <w:vAlign w:val="center"/>
-          </w:tcPr>
-          <w:p/>
+              <w:top w:type="dxa" w:w="36"/>
+              <w:left w:type="dxa" w:w="90"/>
+              <w:bottom w:type="dxa" w:w="36"/>
+              <w:right w:type="dxa" w:w="60"/>
+            </w:tcMar>
+            <w:vAlign w:val="center"/>
+          </w:tcPr>
+          <w:p>
+            <w:pPr>
+              <w:spacing w:after="0" w:before="0" w:line="252" w:lineRule="exact"/>
+            </w:pPr>
+          </w:p>
         </w:tc>
         <w:tc>
           <w:tcPr>
@@ -1331,14 +1379,18 @@
               <w:right w:val="single" w:color="B9CCDE" w:sz="4"/>
             </w:tcBorders>
             <w:tcMar>
-              <w:top w:type="dxa" w:w="50"/>
-              <w:left w:type="dxa" w:w="90"/>
-              <w:bottom w:type="dxa" w:w="50"/>
-              <w:right w:type="dxa" w:w="60"/>
-            </w:tcMar>
-            <w:vAlign w:val="center"/>
-          </w:tcPr>
-          <w:p/>
+              <w:top w:type="dxa" w:w="36"/>
+              <w:left w:type="dxa" w:w="90"/>
+              <w:bottom w:type="dxa" w:w="36"/>
+              <w:right w:type="dxa" w:w="60"/>
+            </w:tcMar>
+            <w:vAlign w:val="center"/>
+          </w:tcPr>
+          <w:p>
+            <w:pPr>
+              <w:spacing w:after="0" w:before="0" w:line="252" w:lineRule="exact"/>
+            </w:pPr>
+          </w:p>
         </w:tc>
       </w:tr>
       <w:tr>
@@ -1352,14 +1404,18 @@
               <w:right w:val="single" w:color="B9CCDE" w:sz="4"/>
             </w:tcBorders>
             <w:tcMar>
-              <w:top w:type="dxa" w:w="50"/>
-              <w:left w:type="dxa" w:w="90"/>
-              <w:bottom w:type="dxa" w:w="50"/>
-              <w:right w:type="dxa" w:w="60"/>
-            </w:tcMar>
-            <w:vAlign w:val="center"/>
-          </w:tcPr>
-          <w:p/>
+              <w:top w:type="dxa" w:w="36"/>
+              <w:left w:type="dxa" w:w="90"/>
+              <w:bottom w:type="dxa" w:w="36"/>
+              <w:right w:type="dxa" w:w="60"/>
+            </w:tcMar>
+            <w:vAlign w:val="center"/>
+          </w:tcPr>
+          <w:p>
+            <w:pPr>
+              <w:spacing w:after="0" w:before="0" w:line="252" w:lineRule="exact"/>
+            </w:pPr>
+          </w:p>
         </w:tc>
         <w:tc>
           <w:tcPr>
@@ -1371,14 +1427,18 @@
               <w:right w:val="single" w:color="B9CCDE" w:sz="4"/>
             </w:tcBorders>
             <w:tcMar>
-              <w:top w:type="dxa" w:w="50"/>
-              <w:left w:type="dxa" w:w="90"/>
-              <w:bottom w:type="dxa" w:w="50"/>
-              <w:right w:type="dxa" w:w="60"/>
-            </w:tcMar>
-            <w:vAlign w:val="center"/>
-          </w:tcPr>
-          <w:p/>
+              <w:top w:type="dxa" w:w="36"/>
+              <w:left w:type="dxa" w:w="90"/>
+              <w:bottom w:type="dxa" w:w="36"/>
+              <w:right w:type="dxa" w:w="60"/>
+            </w:tcMar>
+            <w:vAlign w:val="center"/>
+          </w:tcPr>
+          <w:p>
+            <w:pPr>
+              <w:spacing w:after="0" w:before="0" w:line="252" w:lineRule="exact"/>
+            </w:pPr>
+          </w:p>
         </w:tc>
         <w:tc>
           <w:tcPr>
@@ -1390,14 +1450,18 @@
               <w:right w:val="single" w:color="B9CCDE" w:sz="4"/>
             </w:tcBorders>
             <w:tcMar>
-              <w:top w:type="dxa" w:w="50"/>
-              <w:left w:type="dxa" w:w="90"/>
-              <w:bottom w:type="dxa" w:w="50"/>
-              <w:right w:type="dxa" w:w="60"/>
-            </w:tcMar>
-            <w:vAlign w:val="center"/>
-          </w:tcPr>
-          <w:p/>
+              <w:top w:type="dxa" w:w="36"/>
+              <w:left w:type="dxa" w:w="90"/>
+              <w:bottom w:type="dxa" w:w="36"/>
+              <w:right w:type="dxa" w:w="60"/>
+            </w:tcMar>
+            <w:vAlign w:val="center"/>
+          </w:tcPr>
+          <w:p>
+            <w:pPr>
+              <w:spacing w:after="0" w:before="0" w:line="252" w:lineRule="exact"/>
+            </w:pPr>
+          </w:p>
         </w:tc>
         <w:tc>
           <w:tcPr>
@@ -1409,14 +1473,18 @@
               <w:right w:val="single" w:color="B9CCDE" w:sz="4"/>
             </w:tcBorders>
             <w:tcMar>
-              <w:top w:type="dxa" w:w="50"/>
-              <w:left w:type="dxa" w:w="90"/>
-              <w:bottom w:type="dxa" w:w="50"/>
-              <w:right w:type="dxa" w:w="60"/>
-            </w:tcMar>
-            <w:vAlign w:val="center"/>
-          </w:tcPr>
-          <w:p/>
+              <w:top w:type="dxa" w:w="36"/>
+              <w:left w:type="dxa" w:w="90"/>
+              <w:bottom w:type="dxa" w:w="36"/>
+              <w:right w:type="dxa" w:w="60"/>
+            </w:tcMar>
+            <w:vAlign w:val="center"/>
+          </w:tcPr>
+          <w:p>
+            <w:pPr>
+              <w:spacing w:after="0" w:before="0" w:line="252" w:lineRule="exact"/>
+            </w:pPr>
+          </w:p>
         </w:tc>
         <w:tc>
           <w:tcPr>
@@ -1428,14 +1496,18 @@
               <w:right w:val="single" w:color="B9CCDE" w:sz="4"/>
             </w:tcBorders>
             <w:tcMar>
-              <w:top w:type="dxa" w:w="50"/>
-              <w:left w:type="dxa" w:w="90"/>
-              <w:bottom w:type="dxa" w:w="50"/>
-              <w:right w:type="dxa" w:w="60"/>
-            </w:tcMar>
-            <w:vAlign w:val="center"/>
-          </w:tcPr>
-          <w:p/>
+              <w:top w:type="dxa" w:w="36"/>
+              <w:left w:type="dxa" w:w="90"/>
+              <w:bottom w:type="dxa" w:w="36"/>
+              <w:right w:type="dxa" w:w="60"/>
+            </w:tcMar>
+            <w:vAlign w:val="center"/>
+          </w:tcPr>
+          <w:p>
+            <w:pPr>
+              <w:spacing w:after="0" w:before="0" w:line="252" w:lineRule="exact"/>
+            </w:pPr>
+          </w:p>
         </w:tc>
         <w:tc>
           <w:tcPr>
@@ -1447,14 +1519,18 @@
               <w:right w:val="single" w:color="B9CCDE" w:sz="4"/>
             </w:tcBorders>
             <w:tcMar>
-              <w:top w:type="dxa" w:w="50"/>
-              <w:left w:type="dxa" w:w="90"/>
-              <w:bottom w:type="dxa" w:w="50"/>
-              <w:right w:type="dxa" w:w="60"/>
-            </w:tcMar>
-            <w:vAlign w:val="center"/>
-          </w:tcPr>
-          <w:p/>
+              <w:top w:type="dxa" w:w="36"/>
+              <w:left w:type="dxa" w:w="90"/>
+              <w:bottom w:type="dxa" w:w="36"/>
+              <w:right w:type="dxa" w:w="60"/>
+            </w:tcMar>
+            <w:vAlign w:val="center"/>
+          </w:tcPr>
+          <w:p>
+            <w:pPr>
+              <w:spacing w:after="0" w:before="0" w:line="252" w:lineRule="exact"/>
+            </w:pPr>
+          </w:p>
         </w:tc>
         <w:tc>
           <w:tcPr>
@@ -1466,14 +1542,18 @@
               <w:right w:val="single" w:color="B9CCDE" w:sz="4"/>
             </w:tcBorders>
             <w:tcMar>
-              <w:top w:type="dxa" w:w="50"/>
-              <w:left w:type="dxa" w:w="90"/>
-              <w:bottom w:type="dxa" w:w="50"/>
-              <w:right w:type="dxa" w:w="60"/>
-            </w:tcMar>
-            <w:vAlign w:val="center"/>
-          </w:tcPr>
-          <w:p/>
+              <w:top w:type="dxa" w:w="36"/>
+              <w:left w:type="dxa" w:w="90"/>
+              <w:bottom w:type="dxa" w:w="36"/>
+              <w:right w:type="dxa" w:w="60"/>
+            </w:tcMar>
+            <w:vAlign w:val="center"/>
+          </w:tcPr>
+          <w:p>
+            <w:pPr>
+              <w:spacing w:after="0" w:before="0" w:line="252" w:lineRule="exact"/>
+            </w:pPr>
+          </w:p>
         </w:tc>
         <w:tc>
           <w:tcPr>
@@ -1485,14 +1565,18 @@
               <w:right w:val="single" w:color="B9CCDE" w:sz="4"/>
             </w:tcBorders>
             <w:tcMar>
-              <w:top w:type="dxa" w:w="50"/>
-              <w:left w:type="dxa" w:w="90"/>
-              <w:bottom w:type="dxa" w:w="50"/>
-              <w:right w:type="dxa" w:w="60"/>
-            </w:tcMar>
-            <w:vAlign w:val="center"/>
-          </w:tcPr>
-          <w:p/>
+              <w:top w:type="dxa" w:w="36"/>
+              <w:left w:type="dxa" w:w="90"/>
+              <w:bottom w:type="dxa" w:w="36"/>
+              <w:right w:type="dxa" w:w="60"/>
+            </w:tcMar>
+            <w:vAlign w:val="center"/>
+          </w:tcPr>
+          <w:p>
+            <w:pPr>
+              <w:spacing w:after="0" w:before="0" w:line="252" w:lineRule="exact"/>
+            </w:pPr>
+          </w:p>
         </w:tc>
       </w:tr>
       <w:tr>
@@ -1506,14 +1590,18 @@
               <w:right w:val="single" w:color="B9CCDE" w:sz="4"/>
             </w:tcBorders>
             <w:tcMar>
-              <w:top w:type="dxa" w:w="50"/>
-              <w:left w:type="dxa" w:w="90"/>
-              <w:bottom w:type="dxa" w:w="50"/>
-              <w:right w:type="dxa" w:w="60"/>
-            </w:tcMar>
-            <w:vAlign w:val="center"/>
-          </w:tcPr>
-          <w:p/>
+              <w:top w:type="dxa" w:w="36"/>
+              <w:left w:type="dxa" w:w="90"/>
+              <w:bottom w:type="dxa" w:w="36"/>
+              <w:right w:type="dxa" w:w="60"/>
+            </w:tcMar>
+            <w:vAlign w:val="center"/>
+          </w:tcPr>
+          <w:p>
+            <w:pPr>
+              <w:spacing w:after="0" w:before="0" w:line="252" w:lineRule="exact"/>
+            </w:pPr>
+          </w:p>
         </w:tc>
         <w:tc>
           <w:tcPr>
@@ -1525,14 +1613,18 @@
               <w:right w:val="single" w:color="B9CCDE" w:sz="4"/>
             </w:tcBorders>
             <w:tcMar>
-              <w:top w:type="dxa" w:w="50"/>
-              <w:left w:type="dxa" w:w="90"/>
-              <w:bottom w:type="dxa" w:w="50"/>
-              <w:right w:type="dxa" w:w="60"/>
-            </w:tcMar>
-            <w:vAlign w:val="center"/>
-          </w:tcPr>
-          <w:p/>
+              <w:top w:type="dxa" w:w="36"/>
+              <w:left w:type="dxa" w:w="90"/>
+              <w:bottom w:type="dxa" w:w="36"/>
+              <w:right w:type="dxa" w:w="60"/>
+            </w:tcMar>
+            <w:vAlign w:val="center"/>
+          </w:tcPr>
+          <w:p>
+            <w:pPr>
+              <w:spacing w:after="0" w:before="0" w:line="252" w:lineRule="exact"/>
+            </w:pPr>
+          </w:p>
         </w:tc>
         <w:tc>
           <w:tcPr>
@@ -1544,14 +1636,18 @@
               <w:right w:val="single" w:color="B9CCDE" w:sz="4"/>
             </w:tcBorders>
             <w:tcMar>
-              <w:top w:type="dxa" w:w="50"/>
-              <w:left w:type="dxa" w:w="90"/>
-              <w:bottom w:type="dxa" w:w="50"/>
-              <w:right w:type="dxa" w:w="60"/>
-            </w:tcMar>
-            <w:vAlign w:val="center"/>
-          </w:tcPr>
-          <w:p/>
+              <w:top w:type="dxa" w:w="36"/>
+              <w:left w:type="dxa" w:w="90"/>
+              <w:bottom w:type="dxa" w:w="36"/>
+              <w:right w:type="dxa" w:w="60"/>
+            </w:tcMar>
+            <w:vAlign w:val="center"/>
+          </w:tcPr>
+          <w:p>
+            <w:pPr>
+              <w:spacing w:after="0" w:before="0" w:line="252" w:lineRule="exact"/>
+            </w:pPr>
+          </w:p>
         </w:tc>
         <w:tc>
           <w:tcPr>
@@ -1563,14 +1659,18 @@
               <w:right w:val="single" w:color="B9CCDE" w:sz="4"/>
             </w:tcBorders>
             <w:tcMar>
-              <w:top w:type="dxa" w:w="50"/>
-              <w:left w:type="dxa" w:w="90"/>
-              <w:bottom w:type="dxa" w:w="50"/>
-              <w:right w:type="dxa" w:w="60"/>
-            </w:tcMar>
-            <w:vAlign w:val="center"/>
-          </w:tcPr>
-          <w:p/>
+              <w:top w:type="dxa" w:w="36"/>
+              <w:left w:type="dxa" w:w="90"/>
+              <w:bottom w:type="dxa" w:w="36"/>
+              <w:right w:type="dxa" w:w="60"/>
+            </w:tcMar>
+            <w:vAlign w:val="center"/>
+          </w:tcPr>
+          <w:p>
+            <w:pPr>
+              <w:spacing w:after="0" w:before="0" w:line="252" w:lineRule="exact"/>
+            </w:pPr>
+          </w:p>
         </w:tc>
         <w:tc>
           <w:tcPr>
@@ -1582,14 +1682,18 @@
               <w:right w:val="single" w:color="B9CCDE" w:sz="4"/>
             </w:tcBorders>
             <w:tcMar>
-              <w:top w:type="dxa" w:w="50"/>
-              <w:left w:type="dxa" w:w="90"/>
-              <w:bottom w:type="dxa" w:w="50"/>
-              <w:right w:type="dxa" w:w="60"/>
-            </w:tcMar>
-            <w:vAlign w:val="center"/>
-          </w:tcPr>
-          <w:p/>
+              <w:top w:type="dxa" w:w="36"/>
+              <w:left w:type="dxa" w:w="90"/>
+              <w:bottom w:type="dxa" w:w="36"/>
+              <w:right w:type="dxa" w:w="60"/>
+            </w:tcMar>
+            <w:vAlign w:val="center"/>
+          </w:tcPr>
+          <w:p>
+            <w:pPr>
+              <w:spacing w:after="0" w:before="0" w:line="252" w:lineRule="exact"/>
+            </w:pPr>
+          </w:p>
         </w:tc>
         <w:tc>
           <w:tcPr>
@@ -1601,14 +1705,18 @@
               <w:right w:val="single" w:color="B9CCDE" w:sz="4"/>
             </w:tcBorders>
             <w:tcMar>
-              <w:top w:type="dxa" w:w="50"/>
-              <w:left w:type="dxa" w:w="90"/>
-              <w:bottom w:type="dxa" w:w="50"/>
-              <w:right w:type="dxa" w:w="60"/>
-            </w:tcMar>
-            <w:vAlign w:val="center"/>
-          </w:tcPr>
-          <w:p/>
+              <w:top w:type="dxa" w:w="36"/>
+              <w:left w:type="dxa" w:w="90"/>
+              <w:bottom w:type="dxa" w:w="36"/>
+              <w:right w:type="dxa" w:w="60"/>
+            </w:tcMar>
+            <w:vAlign w:val="center"/>
+          </w:tcPr>
+          <w:p>
+            <w:pPr>
+              <w:spacing w:after="0" w:before="0" w:line="252" w:lineRule="exact"/>
+            </w:pPr>
+          </w:p>
         </w:tc>
         <w:tc>
           <w:tcPr>
@@ -1620,14 +1728,18 @@
               <w:right w:val="single" w:color="B9CCDE" w:sz="4"/>
             </w:tcBorders>
             <w:tcMar>
-              <w:top w:type="dxa" w:w="50"/>
-              <w:left w:type="dxa" w:w="90"/>
-              <w:bottom w:type="dxa" w:w="50"/>
-              <w:right w:type="dxa" w:w="60"/>
-            </w:tcMar>
-            <w:vAlign w:val="center"/>
-          </w:tcPr>
-          <w:p/>
+              <w:top w:type="dxa" w:w="36"/>
+              <w:left w:type="dxa" w:w="90"/>
+              <w:bottom w:type="dxa" w:w="36"/>
+              <w:right w:type="dxa" w:w="60"/>
+            </w:tcMar>
+            <w:vAlign w:val="center"/>
+          </w:tcPr>
+          <w:p>
+            <w:pPr>
+              <w:spacing w:after="0" w:before="0" w:line="252" w:lineRule="exact"/>
+            </w:pPr>
+          </w:p>
         </w:tc>
         <w:tc>
           <w:tcPr>
@@ -1639,14 +1751,18 @@
               <w:right w:val="single" w:color="B9CCDE" w:sz="4"/>
             </w:tcBorders>
             <w:tcMar>
-              <w:top w:type="dxa" w:w="50"/>
-              <w:left w:type="dxa" w:w="90"/>
-              <w:bottom w:type="dxa" w:w="50"/>
-              <w:right w:type="dxa" w:w="60"/>
-            </w:tcMar>
-            <w:vAlign w:val="center"/>
-          </w:tcPr>
-          <w:p/>
+              <w:top w:type="dxa" w:w="36"/>
+              <w:left w:type="dxa" w:w="90"/>
+              <w:bottom w:type="dxa" w:w="36"/>
+              <w:right w:type="dxa" w:w="60"/>
+            </w:tcMar>
+            <w:vAlign w:val="center"/>
+          </w:tcPr>
+          <w:p>
+            <w:pPr>
+              <w:spacing w:after="0" w:before="0" w:line="252" w:lineRule="exact"/>
+            </w:pPr>
+          </w:p>
         </w:tc>
       </w:tr>
       <w:tr>
@@ -1660,14 +1776,18 @@
               <w:right w:val="single" w:color="B9CCDE" w:sz="4"/>
             </w:tcBorders>
             <w:tcMar>
-              <w:top w:type="dxa" w:w="50"/>
-              <w:left w:type="dxa" w:w="90"/>
-              <w:bottom w:type="dxa" w:w="50"/>
-              <w:right w:type="dxa" w:w="60"/>
-            </w:tcMar>
-            <w:vAlign w:val="center"/>
-          </w:tcPr>
-          <w:p/>
+              <w:top w:type="dxa" w:w="36"/>
+              <w:left w:type="dxa" w:w="90"/>
+              <w:bottom w:type="dxa" w:w="36"/>
+              <w:right w:type="dxa" w:w="60"/>
+            </w:tcMar>
+            <w:vAlign w:val="center"/>
+          </w:tcPr>
+          <w:p>
+            <w:pPr>
+              <w:spacing w:after="0" w:before="0" w:line="252" w:lineRule="exact"/>
+            </w:pPr>
+          </w:p>
         </w:tc>
         <w:tc>
           <w:tcPr>
@@ -1679,14 +1799,18 @@
               <w:right w:val="single" w:color="B9CCDE" w:sz="4"/>
             </w:tcBorders>
             <w:tcMar>
-              <w:top w:type="dxa" w:w="50"/>
-              <w:left w:type="dxa" w:w="90"/>
-              <w:bottom w:type="dxa" w:w="50"/>
-              <w:right w:type="dxa" w:w="60"/>
-            </w:tcMar>
-            <w:vAlign w:val="center"/>
-          </w:tcPr>
-          <w:p/>
+              <w:top w:type="dxa" w:w="36"/>
+              <w:left w:type="dxa" w:w="90"/>
+              <w:bottom w:type="dxa" w:w="36"/>
+              <w:right w:type="dxa" w:w="60"/>
+            </w:tcMar>
+            <w:vAlign w:val="center"/>
+          </w:tcPr>
+          <w:p>
+            <w:pPr>
+              <w:spacing w:after="0" w:before="0" w:line="252" w:lineRule="exact"/>
+            </w:pPr>
+          </w:p>
         </w:tc>
         <w:tc>
           <w:tcPr>
@@ -1698,14 +1822,18 @@
               <w:right w:val="single" w:color="B9CCDE" w:sz="4"/>
             </w:tcBorders>
             <w:tcMar>
-              <w:top w:type="dxa" w:w="50"/>
-              <w:left w:type="dxa" w:w="90"/>
-              <w:bottom w:type="dxa" w:w="50"/>
-              <w:right w:type="dxa" w:w="60"/>
-            </w:tcMar>
-            <w:vAlign w:val="center"/>
-          </w:tcPr>
-          <w:p/>
+              <w:top w:type="dxa" w:w="36"/>
+              <w:left w:type="dxa" w:w="90"/>
+              <w:bottom w:type="dxa" w:w="36"/>
+              <w:right w:type="dxa" w:w="60"/>
+            </w:tcMar>
+            <w:vAlign w:val="center"/>
+          </w:tcPr>
+          <w:p>
+            <w:pPr>
+              <w:spacing w:after="0" w:before="0" w:line="252" w:lineRule="exact"/>
+            </w:pPr>
+          </w:p>
         </w:tc>
         <w:tc>
           <w:tcPr>
@@ -1717,14 +1845,18 @@
               <w:right w:val="single" w:color="B9CCDE" w:sz="4"/>
             </w:tcBorders>
             <w:tcMar>
-              <w:top w:type="dxa" w:w="50"/>
-              <w:left w:type="dxa" w:w="90"/>
-              <w:bottom w:type="dxa" w:w="50"/>
-              <w:right w:type="dxa" w:w="60"/>
-            </w:tcMar>
-            <w:vAlign w:val="center"/>
-          </w:tcPr>
-          <w:p/>
+              <w:top w:type="dxa" w:w="36"/>
+              <w:left w:type="dxa" w:w="90"/>
+              <w:bottom w:type="dxa" w:w="36"/>
+              <w:right w:type="dxa" w:w="60"/>
+            </w:tcMar>
+            <w:vAlign w:val="center"/>
+          </w:tcPr>
+          <w:p>
+            <w:pPr>
+              <w:spacing w:after="0" w:before="0" w:line="252" w:lineRule="exact"/>
+            </w:pPr>
+          </w:p>
         </w:tc>
         <w:tc>
           <w:tcPr>
@@ -1736,14 +1868,18 @@
               <w:right w:val="single" w:color="B9CCDE" w:sz="4"/>
             </w:tcBorders>
             <w:tcMar>
-              <w:top w:type="dxa" w:w="50"/>
-              <w:left w:type="dxa" w:w="90"/>
-              <w:bottom w:type="dxa" w:w="50"/>
-              <w:right w:type="dxa" w:w="60"/>
-            </w:tcMar>
-            <w:vAlign w:val="center"/>
-          </w:tcPr>
-          <w:p/>
+              <w:top w:type="dxa" w:w="36"/>
+              <w:left w:type="dxa" w:w="90"/>
+              <w:bottom w:type="dxa" w:w="36"/>
+              <w:right w:type="dxa" w:w="60"/>
+            </w:tcMar>
+            <w:vAlign w:val="center"/>
+          </w:tcPr>
+          <w:p>
+            <w:pPr>
+              <w:spacing w:after="0" w:before="0" w:line="252" w:lineRule="exact"/>
+            </w:pPr>
+          </w:p>
         </w:tc>
         <w:tc>
           <w:tcPr>
@@ -1755,14 +1891,18 @@
               <w:right w:val="single" w:color="B9CCDE" w:sz="4"/>
             </w:tcBorders>
             <w:tcMar>
-              <w:top w:type="dxa" w:w="50"/>
-              <w:left w:type="dxa" w:w="90"/>
-              <w:bottom w:type="dxa" w:w="50"/>
-              <w:right w:type="dxa" w:w="60"/>
-            </w:tcMar>
-            <w:vAlign w:val="center"/>
-          </w:tcPr>
-          <w:p/>
+              <w:top w:type="dxa" w:w="36"/>
+              <w:left w:type="dxa" w:w="90"/>
+              <w:bottom w:type="dxa" w:w="36"/>
+              <w:right w:type="dxa" w:w="60"/>
+            </w:tcMar>
+            <w:vAlign w:val="center"/>
+          </w:tcPr>
+          <w:p>
+            <w:pPr>
+              <w:spacing w:after="0" w:before="0" w:line="252" w:lineRule="exact"/>
+            </w:pPr>
+          </w:p>
         </w:tc>
         <w:tc>
           <w:tcPr>
@@ -1774,14 +1914,18 @@
               <w:right w:val="single" w:color="B9CCDE" w:sz="4"/>
             </w:tcBorders>
             <w:tcMar>
-              <w:top w:type="dxa" w:w="50"/>
-              <w:left w:type="dxa" w:w="90"/>
-              <w:bottom w:type="dxa" w:w="50"/>
-              <w:right w:type="dxa" w:w="60"/>
-            </w:tcMar>
-            <w:vAlign w:val="center"/>
-          </w:tcPr>
-          <w:p/>
+              <w:top w:type="dxa" w:w="36"/>
+              <w:left w:type="dxa" w:w="90"/>
+              <w:bottom w:type="dxa" w:w="36"/>
+              <w:right w:type="dxa" w:w="60"/>
+            </w:tcMar>
+            <w:vAlign w:val="center"/>
+          </w:tcPr>
+          <w:p>
+            <w:pPr>
+              <w:spacing w:after="0" w:before="0" w:line="252" w:lineRule="exact"/>
+            </w:pPr>
+          </w:p>
         </w:tc>
         <w:tc>
           <w:tcPr>
@@ -1793,14 +1937,18 @@
               <w:right w:val="single" w:color="B9CCDE" w:sz="4"/>
             </w:tcBorders>
             <w:tcMar>
-              <w:top w:type="dxa" w:w="50"/>
-              <w:left w:type="dxa" w:w="90"/>
-              <w:bottom w:type="dxa" w:w="50"/>
-              <w:right w:type="dxa" w:w="60"/>
-            </w:tcMar>
-            <w:vAlign w:val="center"/>
-          </w:tcPr>
-          <w:p/>
+              <w:top w:type="dxa" w:w="36"/>
+              <w:left w:type="dxa" w:w="90"/>
+              <w:bottom w:type="dxa" w:w="36"/>
+              <w:right w:type="dxa" w:w="60"/>
+            </w:tcMar>
+            <w:vAlign w:val="center"/>
+          </w:tcPr>
+          <w:p>
+            <w:pPr>
+              <w:spacing w:after="0" w:before="0" w:line="252" w:lineRule="exact"/>
+            </w:pPr>
+          </w:p>
         </w:tc>
       </w:tr>
       <w:tr>
@@ -1814,14 +1962,18 @@
               <w:right w:val="single" w:color="B9CCDE" w:sz="4"/>
             </w:tcBorders>
             <w:tcMar>
-              <w:top w:type="dxa" w:w="50"/>
-              <w:left w:type="dxa" w:w="90"/>
-              <w:bottom w:type="dxa" w:w="50"/>
-              <w:right w:type="dxa" w:w="60"/>
-            </w:tcMar>
-            <w:vAlign w:val="center"/>
-          </w:tcPr>
-          <w:p/>
+              <w:top w:type="dxa" w:w="36"/>
+              <w:left w:type="dxa" w:w="90"/>
+              <w:bottom w:type="dxa" w:w="36"/>
+              <w:right w:type="dxa" w:w="60"/>
+            </w:tcMar>
+            <w:vAlign w:val="center"/>
+          </w:tcPr>
+          <w:p>
+            <w:pPr>
+              <w:spacing w:after="0" w:before="0" w:line="252" w:lineRule="exact"/>
+            </w:pPr>
+          </w:p>
         </w:tc>
         <w:tc>
           <w:tcPr>
@@ -1833,14 +1985,18 @@
               <w:right w:val="single" w:color="B9CCDE" w:sz="4"/>
             </w:tcBorders>
             <w:tcMar>
-              <w:top w:type="dxa" w:w="50"/>
-              <w:left w:type="dxa" w:w="90"/>
-              <w:bottom w:type="dxa" w:w="50"/>
-              <w:right w:type="dxa" w:w="60"/>
-            </w:tcMar>
-            <w:vAlign w:val="center"/>
-          </w:tcPr>
-          <w:p/>
+              <w:top w:type="dxa" w:w="36"/>
+              <w:left w:type="dxa" w:w="90"/>
+              <w:bottom w:type="dxa" w:w="36"/>
+              <w:right w:type="dxa" w:w="60"/>
+            </w:tcMar>
+            <w:vAlign w:val="center"/>
+          </w:tcPr>
+          <w:p>
+            <w:pPr>
+              <w:spacing w:after="0" w:before="0" w:line="252" w:lineRule="exact"/>
+            </w:pPr>
+          </w:p>
         </w:tc>
         <w:tc>
           <w:tcPr>
@@ -1852,14 +2008,18 @@
               <w:right w:val="single" w:color="B9CCDE" w:sz="4"/>
             </w:tcBorders>
             <w:tcMar>
-              <w:top w:type="dxa" w:w="50"/>
-              <w:left w:type="dxa" w:w="90"/>
-              <w:bottom w:type="dxa" w:w="50"/>
-              <w:right w:type="dxa" w:w="60"/>
-            </w:tcMar>
-            <w:vAlign w:val="center"/>
-          </w:tcPr>
-          <w:p/>
+              <w:top w:type="dxa" w:w="36"/>
+              <w:left w:type="dxa" w:w="90"/>
+              <w:bottom w:type="dxa" w:w="36"/>
+              <w:right w:type="dxa" w:w="60"/>
+            </w:tcMar>
+            <w:vAlign w:val="center"/>
+          </w:tcPr>
+          <w:p>
+            <w:pPr>
+              <w:spacing w:after="0" w:before="0" w:line="252" w:lineRule="exact"/>
+            </w:pPr>
+          </w:p>
         </w:tc>
         <w:tc>
           <w:tcPr>
@@ -1871,14 +2031,18 @@
               <w:right w:val="single" w:color="B9CCDE" w:sz="4"/>
             </w:tcBorders>
             <w:tcMar>
-              <w:top w:type="dxa" w:w="50"/>
-              <w:left w:type="dxa" w:w="90"/>
-              <w:bottom w:type="dxa" w:w="50"/>
-              <w:right w:type="dxa" w:w="60"/>
-            </w:tcMar>
-            <w:vAlign w:val="center"/>
-          </w:tcPr>
-          <w:p/>
+              <w:top w:type="dxa" w:w="36"/>
+              <w:left w:type="dxa" w:w="90"/>
+              <w:bottom w:type="dxa" w:w="36"/>
+              <w:right w:type="dxa" w:w="60"/>
+            </w:tcMar>
+            <w:vAlign w:val="center"/>
+          </w:tcPr>
+          <w:p>
+            <w:pPr>
+              <w:spacing w:after="0" w:before="0" w:line="252" w:lineRule="exact"/>
+            </w:pPr>
+          </w:p>
         </w:tc>
         <w:tc>
           <w:tcPr>
@@ -1890,14 +2054,18 @@
               <w:right w:val="single" w:color="B9CCDE" w:sz="4"/>
             </w:tcBorders>
             <w:tcMar>
-              <w:top w:type="dxa" w:w="50"/>
-              <w:left w:type="dxa" w:w="90"/>
-              <w:bottom w:type="dxa" w:w="50"/>
-              <w:right w:type="dxa" w:w="60"/>
-            </w:tcMar>
-            <w:vAlign w:val="center"/>
-          </w:tcPr>
-          <w:p/>
+              <w:top w:type="dxa" w:w="36"/>
+              <w:left w:type="dxa" w:w="90"/>
+              <w:bottom w:type="dxa" w:w="36"/>
+              <w:right w:type="dxa" w:w="60"/>
+            </w:tcMar>
+            <w:vAlign w:val="center"/>
+          </w:tcPr>
+          <w:p>
+            <w:pPr>
+              <w:spacing w:after="0" w:before="0" w:line="252" w:lineRule="exact"/>
+            </w:pPr>
+          </w:p>
         </w:tc>
         <w:tc>
           <w:tcPr>
@@ -1909,14 +2077,18 @@
               <w:right w:val="single" w:color="B9CCDE" w:sz="4"/>
             </w:tcBorders>
             <w:tcMar>
-              <w:top w:type="dxa" w:w="50"/>
-              <w:left w:type="dxa" w:w="90"/>
-              <w:bottom w:type="dxa" w:w="50"/>
-              <w:right w:type="dxa" w:w="60"/>
-            </w:tcMar>
-            <w:vAlign w:val="center"/>
-          </w:tcPr>
-          <w:p/>
+              <w:top w:type="dxa" w:w="36"/>
+              <w:left w:type="dxa" w:w="90"/>
+              <w:bottom w:type="dxa" w:w="36"/>
+              <w:right w:type="dxa" w:w="60"/>
+            </w:tcMar>
+            <w:vAlign w:val="center"/>
+          </w:tcPr>
+          <w:p>
+            <w:pPr>
+              <w:spacing w:after="0" w:before="0" w:line="252" w:lineRule="exact"/>
+            </w:pPr>
+          </w:p>
         </w:tc>
         <w:tc>
           <w:tcPr>
@@ -1928,14 +2100,18 @@
               <w:right w:val="single" w:color="B9CCDE" w:sz="4"/>
             </w:tcBorders>
             <w:tcMar>
-              <w:top w:type="dxa" w:w="50"/>
-              <w:left w:type="dxa" w:w="90"/>
-              <w:bottom w:type="dxa" w:w="50"/>
-              <w:right w:type="dxa" w:w="60"/>
-            </w:tcMar>
-            <w:vAlign w:val="center"/>
-          </w:tcPr>
-          <w:p/>
+              <w:top w:type="dxa" w:w="36"/>
+              <w:left w:type="dxa" w:w="90"/>
+              <w:bottom w:type="dxa" w:w="36"/>
+              <w:right w:type="dxa" w:w="60"/>
+            </w:tcMar>
+            <w:vAlign w:val="center"/>
+          </w:tcPr>
+          <w:p>
+            <w:pPr>
+              <w:spacing w:after="0" w:before="0" w:line="252" w:lineRule="exact"/>
+            </w:pPr>
+          </w:p>
         </w:tc>
         <w:tc>
           <w:tcPr>
@@ -1947,14 +2123,18 @@
               <w:right w:val="single" w:color="B9CCDE" w:sz="4"/>
             </w:tcBorders>
             <w:tcMar>
-              <w:top w:type="dxa" w:w="50"/>
-              <w:left w:type="dxa" w:w="90"/>
-              <w:bottom w:type="dxa" w:w="50"/>
-              <w:right w:type="dxa" w:w="60"/>
-            </w:tcMar>
-            <w:vAlign w:val="center"/>
-          </w:tcPr>
-          <w:p/>
+              <w:top w:type="dxa" w:w="36"/>
+              <w:left w:type="dxa" w:w="90"/>
+              <w:bottom w:type="dxa" w:w="36"/>
+              <w:right w:type="dxa" w:w="60"/>
+            </w:tcMar>
+            <w:vAlign w:val="center"/>
+          </w:tcPr>
+          <w:p>
+            <w:pPr>
+              <w:spacing w:after="0" w:before="0" w:line="252" w:lineRule="exact"/>
+            </w:pPr>
+          </w:p>
         </w:tc>
       </w:tr>
       <w:tr>
@@ -1968,14 +2148,18 @@
               <w:right w:val="single" w:color="B9CCDE" w:sz="4"/>
             </w:tcBorders>
             <w:tcMar>
-              <w:top w:type="dxa" w:w="50"/>
-              <w:left w:type="dxa" w:w="90"/>
-              <w:bottom w:type="dxa" w:w="50"/>
-              <w:right w:type="dxa" w:w="60"/>
-            </w:tcMar>
-            <w:vAlign w:val="center"/>
-          </w:tcPr>
-          <w:p/>
+              <w:top w:type="dxa" w:w="36"/>
+              <w:left w:type="dxa" w:w="90"/>
+              <w:bottom w:type="dxa" w:w="36"/>
+              <w:right w:type="dxa" w:w="60"/>
+            </w:tcMar>
+            <w:vAlign w:val="center"/>
+          </w:tcPr>
+          <w:p>
+            <w:pPr>
+              <w:spacing w:after="0" w:before="0" w:line="252" w:lineRule="exact"/>
+            </w:pPr>
+          </w:p>
         </w:tc>
         <w:tc>
           <w:tcPr>
@@ -1987,14 +2171,18 @@
               <w:right w:val="single" w:color="B9CCDE" w:sz="4"/>
             </w:tcBorders>
             <w:tcMar>
-              <w:top w:type="dxa" w:w="50"/>
-              <w:left w:type="dxa" w:w="90"/>
-              <w:bottom w:type="dxa" w:w="50"/>
-              <w:right w:type="dxa" w:w="60"/>
-            </w:tcMar>
-            <w:vAlign w:val="center"/>
-          </w:tcPr>
-          <w:p/>
+              <w:top w:type="dxa" w:w="36"/>
+              <w:left w:type="dxa" w:w="90"/>
+              <w:bottom w:type="dxa" w:w="36"/>
+              <w:right w:type="dxa" w:w="60"/>
+            </w:tcMar>
+            <w:vAlign w:val="center"/>
+          </w:tcPr>
+          <w:p>
+            <w:pPr>
+              <w:spacing w:after="0" w:before="0" w:line="252" w:lineRule="exact"/>
+            </w:pPr>
+          </w:p>
         </w:tc>
         <w:tc>
           <w:tcPr>
@@ -2006,14 +2194,18 @@
               <w:right w:val="single" w:color="B9CCDE" w:sz="4"/>
             </w:tcBorders>
             <w:tcMar>
-              <w:top w:type="dxa" w:w="50"/>
-              <w:left w:type="dxa" w:w="90"/>
-              <w:bottom w:type="dxa" w:w="50"/>
-              <w:right w:type="dxa" w:w="60"/>
-            </w:tcMar>
-            <w:vAlign w:val="center"/>
-          </w:tcPr>
-          <w:p/>
+              <w:top w:type="dxa" w:w="36"/>
+              <w:left w:type="dxa" w:w="90"/>
+              <w:bottom w:type="dxa" w:w="36"/>
+              <w:right w:type="dxa" w:w="60"/>
+            </w:tcMar>
+            <w:vAlign w:val="center"/>
+          </w:tcPr>
+          <w:p>
+            <w:pPr>
+              <w:spacing w:after="0" w:before="0" w:line="252" w:lineRule="exact"/>
+            </w:pPr>
+          </w:p>
         </w:tc>
         <w:tc>
           <w:tcPr>
@@ -2025,14 +2217,18 @@
               <w:right w:val="single" w:color="B9CCDE" w:sz="4"/>
             </w:tcBorders>
             <w:tcMar>
-              <w:top w:type="dxa" w:w="50"/>
-              <w:left w:type="dxa" w:w="90"/>
-              <w:bottom w:type="dxa" w:w="50"/>
-              <w:right w:type="dxa" w:w="60"/>
-            </w:tcMar>
-            <w:vAlign w:val="center"/>
-          </w:tcPr>
-          <w:p/>
+              <w:top w:type="dxa" w:w="36"/>
+              <w:left w:type="dxa" w:w="90"/>
+              <w:bottom w:type="dxa" w:w="36"/>
+              <w:right w:type="dxa" w:w="60"/>
+            </w:tcMar>
+            <w:vAlign w:val="center"/>
+          </w:tcPr>
+          <w:p>
+            <w:pPr>
+              <w:spacing w:after="0" w:before="0" w:line="252" w:lineRule="exact"/>
+            </w:pPr>
+          </w:p>
         </w:tc>
         <w:tc>
           <w:tcPr>
@@ -2044,14 +2240,18 @@
               <w:right w:val="single" w:color="B9CCDE" w:sz="4"/>
             </w:tcBorders>
             <w:tcMar>
-              <w:top w:type="dxa" w:w="50"/>
-              <w:left w:type="dxa" w:w="90"/>
-              <w:bottom w:type="dxa" w:w="50"/>
-              <w:right w:type="dxa" w:w="60"/>
-            </w:tcMar>
-            <w:vAlign w:val="center"/>
-          </w:tcPr>
-          <w:p/>
+              <w:top w:type="dxa" w:w="36"/>
+              <w:left w:type="dxa" w:w="90"/>
+              <w:bottom w:type="dxa" w:w="36"/>
+              <w:right w:type="dxa" w:w="60"/>
+            </w:tcMar>
+            <w:vAlign w:val="center"/>
+          </w:tcPr>
+          <w:p>
+            <w:pPr>
+              <w:spacing w:after="0" w:before="0" w:line="252" w:lineRule="exact"/>
+            </w:pPr>
+          </w:p>
         </w:tc>
         <w:tc>
           <w:tcPr>
@@ -2063,14 +2263,18 @@
               <w:right w:val="single" w:color="B9CCDE" w:sz="4"/>
             </w:tcBorders>
             <w:tcMar>
-              <w:top w:type="dxa" w:w="50"/>
-              <w:left w:type="dxa" w:w="90"/>
-              <w:bottom w:type="dxa" w:w="50"/>
-              <w:right w:type="dxa" w:w="60"/>
-            </w:tcMar>
-            <w:vAlign w:val="center"/>
-          </w:tcPr>
-          <w:p/>
+              <w:top w:type="dxa" w:w="36"/>
+              <w:left w:type="dxa" w:w="90"/>
+              <w:bottom w:type="dxa" w:w="36"/>
+              <w:right w:type="dxa" w:w="60"/>
+            </w:tcMar>
+            <w:vAlign w:val="center"/>
+          </w:tcPr>
+          <w:p>
+            <w:pPr>
+              <w:spacing w:after="0" w:before="0" w:line="252" w:lineRule="exact"/>
+            </w:pPr>
+          </w:p>
         </w:tc>
         <w:tc>
           <w:tcPr>
@@ -2082,14 +2286,18 @@
               <w:right w:val="single" w:color="B9CCDE" w:sz="4"/>
             </w:tcBorders>
             <w:tcMar>
-              <w:top w:type="dxa" w:w="50"/>
-              <w:left w:type="dxa" w:w="90"/>
-              <w:bottom w:type="dxa" w:w="50"/>
-              <w:right w:type="dxa" w:w="60"/>
-            </w:tcMar>
-            <w:vAlign w:val="center"/>
-          </w:tcPr>
-          <w:p/>
+              <w:top w:type="dxa" w:w="36"/>
+              <w:left w:type="dxa" w:w="90"/>
+              <w:bottom w:type="dxa" w:w="36"/>
+              <w:right w:type="dxa" w:w="60"/>
+            </w:tcMar>
+            <w:vAlign w:val="center"/>
+          </w:tcPr>
+          <w:p>
+            <w:pPr>
+              <w:spacing w:after="0" w:before="0" w:line="252" w:lineRule="exact"/>
+            </w:pPr>
+          </w:p>
         </w:tc>
         <w:tc>
           <w:tcPr>
@@ -2101,14 +2309,18 @@
               <w:right w:val="single" w:color="B9CCDE" w:sz="4"/>
             </w:tcBorders>
             <w:tcMar>
-              <w:top w:type="dxa" w:w="50"/>
-              <w:left w:type="dxa" w:w="90"/>
-              <w:bottom w:type="dxa" w:w="50"/>
-              <w:right w:type="dxa" w:w="60"/>
-            </w:tcMar>
-            <w:vAlign w:val="center"/>
-          </w:tcPr>
-          <w:p/>
+              <w:top w:type="dxa" w:w="36"/>
+              <w:left w:type="dxa" w:w="90"/>
+              <w:bottom w:type="dxa" w:w="36"/>
+              <w:right w:type="dxa" w:w="60"/>
+            </w:tcMar>
+            <w:vAlign w:val="center"/>
+          </w:tcPr>
+          <w:p>
+            <w:pPr>
+              <w:spacing w:after="0" w:before="0" w:line="252" w:lineRule="exact"/>
+            </w:pPr>
+          </w:p>
         </w:tc>
       </w:tr>
       <w:tr>
@@ -2122,14 +2334,18 @@
               <w:right w:val="single" w:color="B9CCDE" w:sz="4"/>
             </w:tcBorders>
             <w:tcMar>
-              <w:top w:type="dxa" w:w="50"/>
-              <w:left w:type="dxa" w:w="90"/>
-              <w:bottom w:type="dxa" w:w="50"/>
-              <w:right w:type="dxa" w:w="60"/>
-            </w:tcMar>
-            <w:vAlign w:val="center"/>
-          </w:tcPr>
-          <w:p/>
+              <w:top w:type="dxa" w:w="36"/>
+              <w:left w:type="dxa" w:w="90"/>
+              <w:bottom w:type="dxa" w:w="36"/>
+              <w:right w:type="dxa" w:w="60"/>
+            </w:tcMar>
+            <w:vAlign w:val="center"/>
+          </w:tcPr>
+          <w:p>
+            <w:pPr>
+              <w:spacing w:after="0" w:before="0" w:line="252" w:lineRule="exact"/>
+            </w:pPr>
+          </w:p>
         </w:tc>
         <w:tc>
           <w:tcPr>
@@ -2141,14 +2357,18 @@
               <w:right w:val="single" w:color="B9CCDE" w:sz="4"/>
             </w:tcBorders>
             <w:tcMar>
-              <w:top w:type="dxa" w:w="50"/>
-              <w:left w:type="dxa" w:w="90"/>
-              <w:bottom w:type="dxa" w:w="50"/>
-              <w:right w:type="dxa" w:w="60"/>
-            </w:tcMar>
-            <w:vAlign w:val="center"/>
-          </w:tcPr>
-          <w:p/>
+              <w:top w:type="dxa" w:w="36"/>
+              <w:left w:type="dxa" w:w="90"/>
+              <w:bottom w:type="dxa" w:w="36"/>
+              <w:right w:type="dxa" w:w="60"/>
+            </w:tcMar>
+            <w:vAlign w:val="center"/>
+          </w:tcPr>
+          <w:p>
+            <w:pPr>
+              <w:spacing w:after="0" w:before="0" w:line="252" w:lineRule="exact"/>
+            </w:pPr>
+          </w:p>
         </w:tc>
         <w:tc>
           <w:tcPr>
@@ -2160,14 +2380,18 @@
               <w:right w:val="single" w:color="B9CCDE" w:sz="4"/>
             </w:tcBorders>
             <w:tcMar>
-              <w:top w:type="dxa" w:w="50"/>
-              <w:left w:type="dxa" w:w="90"/>
-              <w:bottom w:type="dxa" w:w="50"/>
-              <w:right w:type="dxa" w:w="60"/>
-            </w:tcMar>
-            <w:vAlign w:val="center"/>
-          </w:tcPr>
-          <w:p/>
+              <w:top w:type="dxa" w:w="36"/>
+              <w:left w:type="dxa" w:w="90"/>
+              <w:bottom w:type="dxa" w:w="36"/>
+              <w:right w:type="dxa" w:w="60"/>
+            </w:tcMar>
+            <w:vAlign w:val="center"/>
+          </w:tcPr>
+          <w:p>
+            <w:pPr>
+              <w:spacing w:after="0" w:before="0" w:line="252" w:lineRule="exact"/>
+            </w:pPr>
+          </w:p>
         </w:tc>
         <w:tc>
           <w:tcPr>
@@ -2179,14 +2403,18 @@
               <w:right w:val="single" w:color="B9CCDE" w:sz="4"/>
             </w:tcBorders>
             <w:tcMar>
-              <w:top w:type="dxa" w:w="50"/>
-              <w:left w:type="dxa" w:w="90"/>
-              <w:bottom w:type="dxa" w:w="50"/>
-              <w:right w:type="dxa" w:w="60"/>
-            </w:tcMar>
-            <w:vAlign w:val="center"/>
-          </w:tcPr>
-          <w:p/>
+              <w:top w:type="dxa" w:w="36"/>
+              <w:left w:type="dxa" w:w="90"/>
+              <w:bottom w:type="dxa" w:w="36"/>
+              <w:right w:type="dxa" w:w="60"/>
+            </w:tcMar>
+            <w:vAlign w:val="center"/>
+          </w:tcPr>
+          <w:p>
+            <w:pPr>
+              <w:spacing w:after="0" w:before="0" w:line="252" w:lineRule="exact"/>
+            </w:pPr>
+          </w:p>
         </w:tc>
         <w:tc>
           <w:tcPr>
@@ -2198,14 +2426,18 @@
               <w:right w:val="single" w:color="B9CCDE" w:sz="4"/>
             </w:tcBorders>
             <w:tcMar>
-              <w:top w:type="dxa" w:w="50"/>
-              <w:left w:type="dxa" w:w="90"/>
-              <w:bottom w:type="dxa" w:w="50"/>
-              <w:right w:type="dxa" w:w="60"/>
-            </w:tcMar>
-            <w:vAlign w:val="center"/>
-          </w:tcPr>
-          <w:p/>
+              <w:top w:type="dxa" w:w="36"/>
+              <w:left w:type="dxa" w:w="90"/>
+              <w:bottom w:type="dxa" w:w="36"/>
+              <w:right w:type="dxa" w:w="60"/>
+            </w:tcMar>
+            <w:vAlign w:val="center"/>
+          </w:tcPr>
+          <w:p>
+            <w:pPr>
+              <w:spacing w:after="0" w:before="0" w:line="252" w:lineRule="exact"/>
+            </w:pPr>
+          </w:p>
         </w:tc>
         <w:tc>
           <w:tcPr>
@@ -2217,14 +2449,18 @@
               <w:right w:val="single" w:color="B9CCDE" w:sz="4"/>
             </w:tcBorders>
             <w:tcMar>
-              <w:top w:type="dxa" w:w="50"/>
-              <w:left w:type="dxa" w:w="90"/>
-              <w:bottom w:type="dxa" w:w="50"/>
-              <w:right w:type="dxa" w:w="60"/>
-            </w:tcMar>
-            <w:vAlign w:val="center"/>
-          </w:tcPr>
-          <w:p/>
+              <w:top w:type="dxa" w:w="36"/>
+              <w:left w:type="dxa" w:w="90"/>
+              <w:bottom w:type="dxa" w:w="36"/>
+              <w:right w:type="dxa" w:w="60"/>
+            </w:tcMar>
+            <w:vAlign w:val="center"/>
+          </w:tcPr>
+          <w:p>
+            <w:pPr>
+              <w:spacing w:after="0" w:before="0" w:line="252" w:lineRule="exact"/>
+            </w:pPr>
+          </w:p>
         </w:tc>
         <w:tc>
           <w:tcPr>
@@ -2236,14 +2472,18 @@
               <w:right w:val="single" w:color="B9CCDE" w:sz="4"/>
             </w:tcBorders>
             <w:tcMar>
-              <w:top w:type="dxa" w:w="50"/>
-              <w:left w:type="dxa" w:w="90"/>
-              <w:bottom w:type="dxa" w:w="50"/>
-              <w:right w:type="dxa" w:w="60"/>
-            </w:tcMar>
-            <w:vAlign w:val="center"/>
-          </w:tcPr>
-          <w:p/>
+              <w:top w:type="dxa" w:w="36"/>
+              <w:left w:type="dxa" w:w="90"/>
+              <w:bottom w:type="dxa" w:w="36"/>
+              <w:right w:type="dxa" w:w="60"/>
+            </w:tcMar>
+            <w:vAlign w:val="center"/>
+          </w:tcPr>
+          <w:p>
+            <w:pPr>
+              <w:spacing w:after="0" w:before="0" w:line="252" w:lineRule="exact"/>
+            </w:pPr>
+          </w:p>
         </w:tc>
         <w:tc>
           <w:tcPr>
@@ -2255,14 +2495,18 @@
               <w:right w:val="single" w:color="B9CCDE" w:sz="4"/>
             </w:tcBorders>
             <w:tcMar>
-              <w:top w:type="dxa" w:w="50"/>
-              <w:left w:type="dxa" w:w="90"/>
-              <w:bottom w:type="dxa" w:w="50"/>
-              <w:right w:type="dxa" w:w="60"/>
-            </w:tcMar>
-            <w:vAlign w:val="center"/>
-          </w:tcPr>
-          <w:p/>
+              <w:top w:type="dxa" w:w="36"/>
+              <w:left w:type="dxa" w:w="90"/>
+              <w:bottom w:type="dxa" w:w="36"/>
+              <w:right w:type="dxa" w:w="60"/>
+            </w:tcMar>
+            <w:vAlign w:val="center"/>
+          </w:tcPr>
+          <w:p>
+            <w:pPr>
+              <w:spacing w:after="0" w:before="0" w:line="252" w:lineRule="exact"/>
+            </w:pPr>
+          </w:p>
         </w:tc>
       </w:tr>
       <w:tr>
@@ -2276,14 +2520,18 @@
               <w:right w:val="single" w:color="B9CCDE" w:sz="4"/>
             </w:tcBorders>
             <w:tcMar>
-              <w:top w:type="dxa" w:w="50"/>
-              <w:left w:type="dxa" w:w="90"/>
-              <w:bottom w:type="dxa" w:w="50"/>
-              <w:right w:type="dxa" w:w="60"/>
-            </w:tcMar>
-            <w:vAlign w:val="center"/>
-          </w:tcPr>
-          <w:p/>
+              <w:top w:type="dxa" w:w="36"/>
+              <w:left w:type="dxa" w:w="90"/>
+              <w:bottom w:type="dxa" w:w="36"/>
+              <w:right w:type="dxa" w:w="60"/>
+            </w:tcMar>
+            <w:vAlign w:val="center"/>
+          </w:tcPr>
+          <w:p>
+            <w:pPr>
+              <w:spacing w:after="0" w:before="0" w:line="252" w:lineRule="exact"/>
+            </w:pPr>
+          </w:p>
         </w:tc>
         <w:tc>
           <w:tcPr>
@@ -2295,14 +2543,18 @@
               <w:right w:val="single" w:color="B9CCDE" w:sz="4"/>
             </w:tcBorders>
             <w:tcMar>
-              <w:top w:type="dxa" w:w="50"/>
-              <w:left w:type="dxa" w:w="90"/>
-              <w:bottom w:type="dxa" w:w="50"/>
-              <w:right w:type="dxa" w:w="60"/>
-            </w:tcMar>
-            <w:vAlign w:val="center"/>
-          </w:tcPr>
-          <w:p/>
+              <w:top w:type="dxa" w:w="36"/>
+              <w:left w:type="dxa" w:w="90"/>
+              <w:bottom w:type="dxa" w:w="36"/>
+              <w:right w:type="dxa" w:w="60"/>
+            </w:tcMar>
+            <w:vAlign w:val="center"/>
+          </w:tcPr>
+          <w:p>
+            <w:pPr>
+              <w:spacing w:after="0" w:before="0" w:line="252" w:lineRule="exact"/>
+            </w:pPr>
+          </w:p>
         </w:tc>
         <w:tc>
           <w:tcPr>
@@ -2314,14 +2566,18 @@
               <w:right w:val="single" w:color="B9CCDE" w:sz="4"/>
             </w:tcBorders>
             <w:tcMar>
-              <w:top w:type="dxa" w:w="50"/>
-              <w:left w:type="dxa" w:w="90"/>
-              <w:bottom w:type="dxa" w:w="50"/>
-              <w:right w:type="dxa" w:w="60"/>
-            </w:tcMar>
-            <w:vAlign w:val="center"/>
-          </w:tcPr>
-          <w:p/>
+              <w:top w:type="dxa" w:w="36"/>
+              <w:left w:type="dxa" w:w="90"/>
+              <w:bottom w:type="dxa" w:w="36"/>
+              <w:right w:type="dxa" w:w="60"/>
+            </w:tcMar>
+            <w:vAlign w:val="center"/>
+          </w:tcPr>
+          <w:p>
+            <w:pPr>
+              <w:spacing w:after="0" w:before="0" w:line="252" w:lineRule="exact"/>
+            </w:pPr>
+          </w:p>
         </w:tc>
         <w:tc>
           <w:tcPr>
@@ -2333,14 +2589,18 @@
               <w:right w:val="single" w:color="B9CCDE" w:sz="4"/>
             </w:tcBorders>
             <w:tcMar>
-              <w:top w:type="dxa" w:w="50"/>
-              <w:left w:type="dxa" w:w="90"/>
-              <w:bottom w:type="dxa" w:w="50"/>
-              <w:right w:type="dxa" w:w="60"/>
-            </w:tcMar>
-            <w:vAlign w:val="center"/>
-          </w:tcPr>
-          <w:p/>
+              <w:top w:type="dxa" w:w="36"/>
+              <w:left w:type="dxa" w:w="90"/>
+              <w:bottom w:type="dxa" w:w="36"/>
+              <w:right w:type="dxa" w:w="60"/>
+            </w:tcMar>
+            <w:vAlign w:val="center"/>
+          </w:tcPr>
+          <w:p>
+            <w:pPr>
+              <w:spacing w:after="0" w:before="0" w:line="252" w:lineRule="exact"/>
+            </w:pPr>
+          </w:p>
         </w:tc>
         <w:tc>
           <w:tcPr>
@@ -2352,14 +2612,18 @@
               <w:right w:val="single" w:color="B9CCDE" w:sz="4"/>
             </w:tcBorders>
             <w:tcMar>
-              <w:top w:type="dxa" w:w="50"/>
-              <w:left w:type="dxa" w:w="90"/>
-              <w:bottom w:type="dxa" w:w="50"/>
-              <w:right w:type="dxa" w:w="60"/>
-            </w:tcMar>
-            <w:vAlign w:val="center"/>
-          </w:tcPr>
-          <w:p/>
+              <w:top w:type="dxa" w:w="36"/>
+              <w:left w:type="dxa" w:w="90"/>
+              <w:bottom w:type="dxa" w:w="36"/>
+              <w:right w:type="dxa" w:w="60"/>
+            </w:tcMar>
+            <w:vAlign w:val="center"/>
+          </w:tcPr>
+          <w:p>
+            <w:pPr>
+              <w:spacing w:after="0" w:before="0" w:line="252" w:lineRule="exact"/>
+            </w:pPr>
+          </w:p>
         </w:tc>
         <w:tc>
           <w:tcPr>
@@ -2371,14 +2635,18 @@
               <w:right w:val="single" w:color="B9CCDE" w:sz="4"/>
             </w:tcBorders>
             <w:tcMar>
-              <w:top w:type="dxa" w:w="50"/>
-              <w:left w:type="dxa" w:w="90"/>
-              <w:bottom w:type="dxa" w:w="50"/>
-              <w:right w:type="dxa" w:w="60"/>
-            </w:tcMar>
-            <w:vAlign w:val="center"/>
-          </w:tcPr>
-          <w:p/>
+              <w:top w:type="dxa" w:w="36"/>
+              <w:left w:type="dxa" w:w="90"/>
+              <w:bottom w:type="dxa" w:w="36"/>
+              <w:right w:type="dxa" w:w="60"/>
+            </w:tcMar>
+            <w:vAlign w:val="center"/>
+          </w:tcPr>
+          <w:p>
+            <w:pPr>
+              <w:spacing w:after="0" w:before="0" w:line="252" w:lineRule="exact"/>
+            </w:pPr>
+          </w:p>
         </w:tc>
         <w:tc>
           <w:tcPr>
@@ -2390,14 +2658,18 @@
               <w:right w:val="single" w:color="B9CCDE" w:sz="4"/>
             </w:tcBorders>
             <w:tcMar>
-              <w:top w:type="dxa" w:w="50"/>
-              <w:left w:type="dxa" w:w="90"/>
-              <w:bottom w:type="dxa" w:w="50"/>
-              <w:right w:type="dxa" w:w="60"/>
-            </w:tcMar>
-            <w:vAlign w:val="center"/>
-          </w:tcPr>
-          <w:p/>
+              <w:top w:type="dxa" w:w="36"/>
+              <w:left w:type="dxa" w:w="90"/>
+              <w:bottom w:type="dxa" w:w="36"/>
+              <w:right w:type="dxa" w:w="60"/>
+            </w:tcMar>
+            <w:vAlign w:val="center"/>
+          </w:tcPr>
+          <w:p>
+            <w:pPr>
+              <w:spacing w:after="0" w:before="0" w:line="252" w:lineRule="exact"/>
+            </w:pPr>
+          </w:p>
         </w:tc>
         <w:tc>
           <w:tcPr>
@@ -2409,14 +2681,18 @@
               <w:right w:val="single" w:color="B9CCDE" w:sz="4"/>
             </w:tcBorders>
             <w:tcMar>
-              <w:top w:type="dxa" w:w="50"/>
-              <w:left w:type="dxa" w:w="90"/>
-              <w:bottom w:type="dxa" w:w="50"/>
-              <w:right w:type="dxa" w:w="60"/>
-            </w:tcMar>
-            <w:vAlign w:val="center"/>
-          </w:tcPr>
-          <w:p/>
+              <w:top w:type="dxa" w:w="36"/>
+              <w:left w:type="dxa" w:w="90"/>
+              <w:bottom w:type="dxa" w:w="36"/>
+              <w:right w:type="dxa" w:w="60"/>
+            </w:tcMar>
+            <w:vAlign w:val="center"/>
+          </w:tcPr>
+          <w:p>
+            <w:pPr>
+              <w:spacing w:after="0" w:before="0" w:line="252" w:lineRule="exact"/>
+            </w:pPr>
+          </w:p>
         </w:tc>
       </w:tr>
       <w:tr>
@@ -2430,14 +2706,18 @@
               <w:right w:val="single" w:color="B9CCDE" w:sz="4"/>
             </w:tcBorders>
             <w:tcMar>
-              <w:top w:type="dxa" w:w="50"/>
-              <w:left w:type="dxa" w:w="90"/>
-              <w:bottom w:type="dxa" w:w="50"/>
-              <w:right w:type="dxa" w:w="60"/>
-            </w:tcMar>
-            <w:vAlign w:val="center"/>
-          </w:tcPr>
-          <w:p/>
+              <w:top w:type="dxa" w:w="36"/>
+              <w:left w:type="dxa" w:w="90"/>
+              <w:bottom w:type="dxa" w:w="36"/>
+              <w:right w:type="dxa" w:w="60"/>
+            </w:tcMar>
+            <w:vAlign w:val="center"/>
+          </w:tcPr>
+          <w:p>
+            <w:pPr>
+              <w:spacing w:after="0" w:before="0" w:line="252" w:lineRule="exact"/>
+            </w:pPr>
+          </w:p>
         </w:tc>
         <w:tc>
           <w:tcPr>
@@ -2449,14 +2729,18 @@
               <w:right w:val="single" w:color="B9CCDE" w:sz="4"/>
             </w:tcBorders>
             <w:tcMar>
-              <w:top w:type="dxa" w:w="50"/>
-              <w:left w:type="dxa" w:w="90"/>
-              <w:bottom w:type="dxa" w:w="50"/>
-              <w:right w:type="dxa" w:w="60"/>
-            </w:tcMar>
-            <w:vAlign w:val="center"/>
-          </w:tcPr>
-          <w:p/>
+              <w:top w:type="dxa" w:w="36"/>
+              <w:left w:type="dxa" w:w="90"/>
+              <w:bottom w:type="dxa" w:w="36"/>
+              <w:right w:type="dxa" w:w="60"/>
+            </w:tcMar>
+            <w:vAlign w:val="center"/>
+          </w:tcPr>
+          <w:p>
+            <w:pPr>
+              <w:spacing w:after="0" w:before="0" w:line="252" w:lineRule="exact"/>
+            </w:pPr>
+          </w:p>
         </w:tc>
         <w:tc>
           <w:tcPr>
@@ -2468,14 +2752,18 @@
               <w:right w:val="single" w:color="B9CCDE" w:sz="4"/>
             </w:tcBorders>
             <w:tcMar>
-              <w:top w:type="dxa" w:w="50"/>
-              <w:left w:type="dxa" w:w="90"/>
-              <w:bottom w:type="dxa" w:w="50"/>
-              <w:right w:type="dxa" w:w="60"/>
-            </w:tcMar>
-            <w:vAlign w:val="center"/>
-          </w:tcPr>
-          <w:p/>
+              <w:top w:type="dxa" w:w="36"/>
+              <w:left w:type="dxa" w:w="90"/>
+              <w:bottom w:type="dxa" w:w="36"/>
+              <w:right w:type="dxa" w:w="60"/>
+            </w:tcMar>
+            <w:vAlign w:val="center"/>
+          </w:tcPr>
+          <w:p>
+            <w:pPr>
+              <w:spacing w:after="0" w:before="0" w:line="252" w:lineRule="exact"/>
+            </w:pPr>
+          </w:p>
         </w:tc>
         <w:tc>
           <w:tcPr>
@@ -2487,14 +2775,18 @@
               <w:right w:val="single" w:color="B9CCDE" w:sz="4"/>
             </w:tcBorders>
             <w:tcMar>
-              <w:top w:type="dxa" w:w="50"/>
-              <w:left w:type="dxa" w:w="90"/>
-              <w:bottom w:type="dxa" w:w="50"/>
-              <w:right w:type="dxa" w:w="60"/>
-            </w:tcMar>
-            <w:vAlign w:val="center"/>
-          </w:tcPr>
-          <w:p/>
+              <w:top w:type="dxa" w:w="36"/>
+              <w:left w:type="dxa" w:w="90"/>
+              <w:bottom w:type="dxa" w:w="36"/>
+              <w:right w:type="dxa" w:w="60"/>
+            </w:tcMar>
+            <w:vAlign w:val="center"/>
+          </w:tcPr>
+          <w:p>
+            <w:pPr>
+              <w:spacing w:after="0" w:before="0" w:line="252" w:lineRule="exact"/>
+            </w:pPr>
+          </w:p>
         </w:tc>
         <w:tc>
           <w:tcPr>
@@ -2506,14 +2798,18 @@
               <w:right w:val="single" w:color="B9CCDE" w:sz="4"/>
             </w:tcBorders>
             <w:tcMar>
-              <w:top w:type="dxa" w:w="50"/>
-              <w:left w:type="dxa" w:w="90"/>
-              <w:bottom w:type="dxa" w:w="50"/>
-              <w:right w:type="dxa" w:w="60"/>
-            </w:tcMar>
-            <w:vAlign w:val="center"/>
-          </w:tcPr>
-          <w:p/>
+              <w:top w:type="dxa" w:w="36"/>
+              <w:left w:type="dxa" w:w="90"/>
+              <w:bottom w:type="dxa" w:w="36"/>
+              <w:right w:type="dxa" w:w="60"/>
+            </w:tcMar>
+            <w:vAlign w:val="center"/>
+          </w:tcPr>
+          <w:p>
+            <w:pPr>
+              <w:spacing w:after="0" w:before="0" w:line="252" w:lineRule="exact"/>
+            </w:pPr>
+          </w:p>
         </w:tc>
         <w:tc>
           <w:tcPr>
@@ -2525,14 +2821,18 @@
               <w:right w:val="single" w:color="B9CCDE" w:sz="4"/>
             </w:tcBorders>
             <w:tcMar>
-              <w:top w:type="dxa" w:w="50"/>
-              <w:left w:type="dxa" w:w="90"/>
-              <w:bottom w:type="dxa" w:w="50"/>
-              <w:right w:type="dxa" w:w="60"/>
-            </w:tcMar>
-            <w:vAlign w:val="center"/>
-          </w:tcPr>
-          <w:p/>
+              <w:top w:type="dxa" w:w="36"/>
+              <w:left w:type="dxa" w:w="90"/>
+              <w:bottom w:type="dxa" w:w="36"/>
+              <w:right w:type="dxa" w:w="60"/>
+            </w:tcMar>
+            <w:vAlign w:val="center"/>
+          </w:tcPr>
+          <w:p>
+            <w:pPr>
+              <w:spacing w:after="0" w:before="0" w:line="252" w:lineRule="exact"/>
+            </w:pPr>
+          </w:p>
         </w:tc>
         <w:tc>
           <w:tcPr>
@@ -2544,14 +2844,18 @@
               <w:right w:val="single" w:color="B9CCDE" w:sz="4"/>
             </w:tcBorders>
             <w:tcMar>
-              <w:top w:type="dxa" w:w="50"/>
-              <w:left w:type="dxa" w:w="90"/>
-              <w:bottom w:type="dxa" w:w="50"/>
-              <w:right w:type="dxa" w:w="60"/>
-            </w:tcMar>
-            <w:vAlign w:val="center"/>
-          </w:tcPr>
-          <w:p/>
+              <w:top w:type="dxa" w:w="36"/>
+              <w:left w:type="dxa" w:w="90"/>
+              <w:bottom w:type="dxa" w:w="36"/>
+              <w:right w:type="dxa" w:w="60"/>
+            </w:tcMar>
+            <w:vAlign w:val="center"/>
+          </w:tcPr>
+          <w:p>
+            <w:pPr>
+              <w:spacing w:after="0" w:before="0" w:line="252" w:lineRule="exact"/>
+            </w:pPr>
+          </w:p>
         </w:tc>
         <w:tc>
           <w:tcPr>
@@ -2563,20 +2867,210 @@
               <w:right w:val="single" w:color="B9CCDE" w:sz="4"/>
             </w:tcBorders>
             <w:tcMar>
-              <w:top w:type="dxa" w:w="50"/>
-              <w:left w:type="dxa" w:w="90"/>
-              <w:bottom w:type="dxa" w:w="50"/>
-              <w:right w:type="dxa" w:w="60"/>
-            </w:tcMar>
-            <w:vAlign w:val="center"/>
-          </w:tcPr>
-          <w:p/>
+              <w:top w:type="dxa" w:w="36"/>
+              <w:left w:type="dxa" w:w="90"/>
+              <w:bottom w:type="dxa" w:w="36"/>
+              <w:right w:type="dxa" w:w="60"/>
+            </w:tcMar>
+            <w:vAlign w:val="center"/>
+          </w:tcPr>
+          <w:p>
+            <w:pPr>
+              <w:spacing w:after="0" w:before="0" w:line="252" w:lineRule="exact"/>
+            </w:pPr>
+          </w:p>
+        </w:tc>
+      </w:tr>
+      <w:tr>
+        <w:tc>
+          <w:tcPr>
+            <w:tcW w:type="dxa" w:w="1100"/>
+            <w:tcBorders>
+              <w:top w:val="single" w:color="B9CCDE" w:sz="4"/>
+              <w:left w:val="single" w:color="B9CCDE" w:sz="4"/>
+              <w:bottom w:val="single" w:color="B9CCDE" w:sz="4"/>
+              <w:right w:val="single" w:color="B9CCDE" w:sz="4"/>
+            </w:tcBorders>
+            <w:tcMar>
+              <w:top w:type="dxa" w:w="36"/>
+              <w:left w:type="dxa" w:w="90"/>
+              <w:bottom w:type="dxa" w:w="36"/>
+              <w:right w:type="dxa" w:w="60"/>
+            </w:tcMar>
+            <w:vAlign w:val="center"/>
+          </w:tcPr>
+          <w:p>
+            <w:pPr>
+              <w:spacing w:after="0" w:before="0" w:line="252" w:lineRule="exact"/>
+            </w:pPr>
+          </w:p>
+        </w:tc>
+        <w:tc>
+          <w:tcPr>
+            <w:tcW w:type="dxa" w:w="950"/>
+            <w:tcBorders>
+              <w:top w:val="single" w:color="B9CCDE" w:sz="4"/>
+              <w:left w:val="single" w:color="B9CCDE" w:sz="4"/>
+              <w:bottom w:val="single" w:color="B9CCDE" w:sz="4"/>
+              <w:right w:val="single" w:color="B9CCDE" w:sz="4"/>
+            </w:tcBorders>
+            <w:tcMar>
+              <w:top w:type="dxa" w:w="36"/>
+              <w:left w:type="dxa" w:w="90"/>
+              <w:bottom w:type="dxa" w:w="36"/>
+              <w:right w:type="dxa" w:w="60"/>
+            </w:tcMar>
+            <w:vAlign w:val="center"/>
+          </w:tcPr>
+          <w:p>
+            <w:pPr>
+              <w:spacing w:after="0" w:before="0" w:line="252" w:lineRule="exact"/>
+            </w:pPr>
+          </w:p>
+        </w:tc>
+        <w:tc>
+          <w:tcPr>
+            <w:tcW w:type="dxa" w:w="950"/>
+            <w:tcBorders>
+              <w:top w:val="single" w:color="B9CCDE" w:sz="4"/>
+              <w:left w:val="single" w:color="B9CCDE" w:sz="4"/>
+              <w:bottom w:val="single" w:color="B9CCDE" w:sz="4"/>
+              <w:right w:val="single" w:color="B9CCDE" w:sz="4"/>
+            </w:tcBorders>
+            <w:tcMar>
+              <w:top w:type="dxa" w:w="36"/>
+              <w:left w:type="dxa" w:w="90"/>
+              <w:bottom w:type="dxa" w:w="36"/>
+              <w:right w:type="dxa" w:w="60"/>
+            </w:tcMar>
+            <w:vAlign w:val="center"/>
+          </w:tcPr>
+          <w:p>
+            <w:pPr>
+              <w:spacing w:after="0" w:before="0" w:line="252" w:lineRule="exact"/>
+            </w:pPr>
+          </w:p>
+        </w:tc>
+        <w:tc>
+          <w:tcPr>
+            <w:tcW w:type="dxa" w:w="1050"/>
+            <w:tcBorders>
+              <w:top w:val="single" w:color="B9CCDE" w:sz="4"/>
+              <w:left w:val="single" w:color="B9CCDE" w:sz="4"/>
+              <w:bottom w:val="single" w:color="B9CCDE" w:sz="4"/>
+              <w:right w:val="single" w:color="B9CCDE" w:sz="4"/>
+            </w:tcBorders>
+            <w:tcMar>
+              <w:top w:type="dxa" w:w="36"/>
+              <w:left w:type="dxa" w:w="90"/>
+              <w:bottom w:type="dxa" w:w="36"/>
+              <w:right w:type="dxa" w:w="60"/>
+            </w:tcMar>
+            <w:vAlign w:val="center"/>
+          </w:tcPr>
+          <w:p>
+            <w:pPr>
+              <w:spacing w:after="0" w:before="0" w:line="252" w:lineRule="exact"/>
+            </w:pPr>
+          </w:p>
+        </w:tc>
+        <w:tc>
+          <w:tcPr>
+            <w:tcW w:type="dxa" w:w="1050"/>
+            <w:tcBorders>
+              <w:top w:val="single" w:color="B9CCDE" w:sz="4"/>
+              <w:left w:val="single" w:color="B9CCDE" w:sz="4"/>
+              <w:bottom w:val="single" w:color="B9CCDE" w:sz="4"/>
+              <w:right w:val="single" w:color="B9CCDE" w:sz="4"/>
+            </w:tcBorders>
+            <w:tcMar>
+              <w:top w:type="dxa" w:w="36"/>
+              <w:left w:type="dxa" w:w="90"/>
+              <w:bottom w:type="dxa" w:w="36"/>
+              <w:right w:type="dxa" w:w="60"/>
+            </w:tcMar>
+            <w:vAlign w:val="center"/>
+          </w:tcPr>
+          <w:p>
+            <w:pPr>
+              <w:spacing w:after="0" w:before="0" w:line="252" w:lineRule="exact"/>
+            </w:pPr>
+          </w:p>
+        </w:tc>
+        <w:tc>
+          <w:tcPr>
+            <w:tcW w:type="dxa" w:w="1250"/>
+            <w:tcBorders>
+              <w:top w:val="single" w:color="B9CCDE" w:sz="4"/>
+              <w:left w:val="single" w:color="B9CCDE" w:sz="4"/>
+              <w:bottom w:val="single" w:color="B9CCDE" w:sz="4"/>
+              <w:right w:val="single" w:color="B9CCDE" w:sz="4"/>
+            </w:tcBorders>
+            <w:tcMar>
+              <w:top w:type="dxa" w:w="36"/>
+              <w:left w:type="dxa" w:w="90"/>
+              <w:bottom w:type="dxa" w:w="36"/>
+              <w:right w:type="dxa" w:w="60"/>
+            </w:tcMar>
+            <w:vAlign w:val="center"/>
+          </w:tcPr>
+          <w:p>
+            <w:pPr>
+              <w:spacing w:after="0" w:before="0" w:line="252" w:lineRule="exact"/>
+            </w:pPr>
+          </w:p>
+        </w:tc>
+        <w:tc>
+          <w:tcPr>
+            <w:tcW w:type="dxa" w:w="1050"/>
+            <w:tcBorders>
+              <w:top w:val="single" w:color="B9CCDE" w:sz="4"/>
+              <w:left w:val="single" w:color="B9CCDE" w:sz="4"/>
+              <w:bottom w:val="single" w:color="B9CCDE" w:sz="4"/>
+              <w:right w:val="single" w:color="B9CCDE" w:sz="4"/>
+            </w:tcBorders>
+            <w:tcMar>
+              <w:top w:type="dxa" w:w="36"/>
+              <w:left w:type="dxa" w:w="90"/>
+              <w:bottom w:type="dxa" w:w="36"/>
+              <w:right w:type="dxa" w:w="60"/>
+            </w:tcMar>
+            <w:vAlign w:val="center"/>
+          </w:tcPr>
+          <w:p>
+            <w:pPr>
+              <w:spacing w:after="0" w:before="0" w:line="252" w:lineRule="exact"/>
+            </w:pPr>
+          </w:p>
+        </w:tc>
+        <w:tc>
+          <w:tcPr>
+            <w:tcW w:type="dxa" w:w="2690"/>
+            <w:tcBorders>
+              <w:top w:val="single" w:color="B9CCDE" w:sz="4"/>
+              <w:left w:val="single" w:color="B9CCDE" w:sz="4"/>
+              <w:bottom w:val="single" w:color="B9CCDE" w:sz="4"/>
+              <w:right w:val="single" w:color="B9CCDE" w:sz="4"/>
+            </w:tcBorders>
+            <w:tcMar>
+              <w:top w:type="dxa" w:w="36"/>
+              <w:left w:type="dxa" w:w="90"/>
+              <w:bottom w:type="dxa" w:w="36"/>
+              <w:right w:type="dxa" w:w="60"/>
+            </w:tcMar>
+            <w:vAlign w:val="center"/>
+          </w:tcPr>
+          <w:p>
+            <w:pPr>
+              <w:spacing w:after="0" w:before="0" w:line="252" w:lineRule="exact"/>
+            </w:pPr>
+          </w:p>
         </w:tc>
       </w:tr>
     </w:tbl>
     <w:p>
       <w:pPr>
-        <w:spacing w:after="10" w:before="10"/>
+        <w:spacing w:after="0" w:before="0" w:line="196" w:lineRule="exact"/>
       </w:pPr>
       <w:r>
         <w:rPr>
@@ -2592,7 +3086,7 @@
     </w:p>
     <w:p>
       <w:pPr>
-        <w:spacing w:after="60" w:before="0"/>
+        <w:spacing w:after="0" w:before="0" w:line="90" w:lineRule="exact"/>
       </w:pPr>
     </w:p>
     <w:tbl>
@@ -2622,16 +3116,16 @@
             </w:tcBorders>
             <w:shd w:fill="035293" w:val="clear"/>
             <w:tcMar>
-              <w:top w:type="dxa" w:w="50"/>
-              <w:left w:type="dxa" w:w="90"/>
-              <w:bottom w:type="dxa" w:w="50"/>
-              <w:right w:type="dxa" w:w="60"/>
-            </w:tcMar>
-            <w:vAlign w:val="center"/>
-          </w:tcPr>
-          <w:p>
-            <w:pPr>
-              <w:spacing w:after="10" w:before="10"/>
+              <w:top w:type="dxa" w:w="36"/>
+              <w:left w:type="dxa" w:w="90"/>
+              <w:bottom w:type="dxa" w:w="36"/>
+              <w:right w:type="dxa" w:w="60"/>
+            </w:tcMar>
+            <w:vAlign w:val="center"/>
+          </w:tcPr>
+          <w:p>
+            <w:pPr>
+              <w:spacing w:after="0" w:before="0" w:line="266" w:lineRule="exact"/>
             </w:pPr>
             <w:r>
               <w:rPr>
@@ -2674,16 +3168,16 @@
               <w:right w:val="single" w:color="B9CCDE" w:sz="4"/>
             </w:tcBorders>
             <w:tcMar>
-              <w:top w:type="dxa" w:w="50"/>
-              <w:left w:type="dxa" w:w="90"/>
-              <w:bottom w:type="dxa" w:w="50"/>
-              <w:right w:type="dxa" w:w="60"/>
-            </w:tcMar>
-            <w:vAlign w:val="center"/>
-          </w:tcPr>
-          <w:p>
-            <w:pPr>
-              <w:spacing w:after="10" w:before="10"/>
+              <w:top w:type="dxa" w:w="36"/>
+              <w:left w:type="dxa" w:w="90"/>
+              <w:bottom w:type="dxa" w:w="36"/>
+              <w:right w:type="dxa" w:w="60"/>
+            </w:tcMar>
+            <w:vAlign w:val="center"/>
+          </w:tcPr>
+          <w:p>
+            <w:pPr>
+              <w:spacing w:after="0" w:before="0" w:line="252" w:lineRule="exact"/>
             </w:pPr>
             <w:r>
               <w:rPr>
@@ -2710,16 +3204,16 @@
               <w:right w:val="single" w:color="B9CCDE" w:sz="4"/>
             </w:tcBorders>
             <w:tcMar>
-              <w:top w:type="dxa" w:w="50"/>
-              <w:left w:type="dxa" w:w="90"/>
-              <w:bottom w:type="dxa" w:w="50"/>
-              <w:right w:type="dxa" w:w="60"/>
-            </w:tcMar>
-            <w:vAlign w:val="center"/>
-          </w:tcPr>
-          <w:p>
-            <w:pPr>
-              <w:spacing w:after="10" w:before="10"/>
+              <w:top w:type="dxa" w:w="36"/>
+              <w:left w:type="dxa" w:w="90"/>
+              <w:bottom w:type="dxa" w:w="36"/>
+              <w:right w:type="dxa" w:w="60"/>
+            </w:tcMar>
+            <w:vAlign w:val="center"/>
+          </w:tcPr>
+          <w:p>
+            <w:pPr>
+              <w:spacing w:after="0" w:before="0" w:line="252" w:lineRule="exact"/>
             </w:pPr>
             <w:r>
               <w:rPr>
@@ -2738,7 +3232,7 @@
     </w:tbl>
     <w:p>
       <w:pPr>
-        <w:spacing w:after="60" w:before="0"/>
+        <w:spacing w:after="0" w:before="0" w:line="90" w:lineRule="exact"/>
       </w:pPr>
     </w:p>
     <w:tbl>
@@ -2771,16 +3265,16 @@
             </w:tcBorders>
             <w:shd w:fill="EDF3FA" w:val="clear"/>
             <w:tcMar>
-              <w:top w:type="dxa" w:w="50"/>
-              <w:left w:type="dxa" w:w="90"/>
-              <w:bottom w:type="dxa" w:w="50"/>
-              <w:right w:type="dxa" w:w="60"/>
-            </w:tcMar>
-            <w:vAlign w:val="center"/>
-          </w:tcPr>
-          <w:p>
-            <w:pPr>
-              <w:spacing w:after="10" w:before="10"/>
+              <w:top w:type="dxa" w:w="36"/>
+              <w:left w:type="dxa" w:w="90"/>
+              <w:bottom w:type="dxa" w:w="36"/>
+              <w:right w:type="dxa" w:w="60"/>
+            </w:tcMar>
+            <w:vAlign w:val="center"/>
+          </w:tcPr>
+          <w:p>
+            <w:pPr>
+              <w:spacing w:after="0" w:before="0" w:line="252" w:lineRule="exact"/>
             </w:pPr>
             <w:r>
               <w:rPr>
@@ -2805,16 +3299,16 @@
               <w:right w:val="single" w:color="B9CCDE" w:sz="4"/>
             </w:tcBorders>
             <w:tcMar>
-              <w:top w:type="dxa" w:w="50"/>
-              <w:left w:type="dxa" w:w="90"/>
-              <w:bottom w:type="dxa" w:w="50"/>
-              <w:right w:type="dxa" w:w="60"/>
-            </w:tcMar>
-            <w:vAlign w:val="center"/>
-          </w:tcPr>
-          <w:p>
-            <w:pPr>
-              <w:spacing w:after="10" w:before="10"/>
+              <w:top w:type="dxa" w:w="36"/>
+              <w:left w:type="dxa" w:w="90"/>
+              <w:bottom w:type="dxa" w:w="36"/>
+              <w:right w:type="dxa" w:w="60"/>
+            </w:tcMar>
+            <w:vAlign w:val="center"/>
+          </w:tcPr>
+          <w:p>
+            <w:pPr>
+              <w:spacing w:after="0" w:before="0" w:line="252" w:lineRule="exact"/>
             </w:pPr>
             <w:r>
               <w:rPr>
@@ -2840,16 +3334,16 @@
             </w:tcBorders>
             <w:shd w:fill="EDF3FA" w:val="clear"/>
             <w:tcMar>
-              <w:top w:type="dxa" w:w="50"/>
-              <w:left w:type="dxa" w:w="90"/>
-              <w:bottom w:type="dxa" w:w="50"/>
-              <w:right w:type="dxa" w:w="60"/>
-            </w:tcMar>
-            <w:vAlign w:val="center"/>
-          </w:tcPr>
-          <w:p>
-            <w:pPr>
-              <w:spacing w:after="10" w:before="10"/>
+              <w:top w:type="dxa" w:w="36"/>
+              <w:left w:type="dxa" w:w="90"/>
+              <w:bottom w:type="dxa" w:w="36"/>
+              <w:right w:type="dxa" w:w="60"/>
+            </w:tcMar>
+            <w:vAlign w:val="center"/>
+          </w:tcPr>
+          <w:p>
+            <w:pPr>
+              <w:spacing w:after="0" w:before="0" w:line="252" w:lineRule="exact"/>
             </w:pPr>
             <w:r>
               <w:rPr>
@@ -2874,16 +3368,16 @@
               <w:right w:val="single" w:color="B9CCDE" w:sz="4"/>
             </w:tcBorders>
             <w:tcMar>
-              <w:top w:type="dxa" w:w="50"/>
-              <w:left w:type="dxa" w:w="90"/>
-              <w:bottom w:type="dxa" w:w="50"/>
-              <w:right w:type="dxa" w:w="60"/>
-            </w:tcMar>
-            <w:vAlign w:val="center"/>
-          </w:tcPr>
-          <w:p>
-            <w:pPr>
-              <w:spacing w:after="10" w:before="10"/>
+              <w:top w:type="dxa" w:w="36"/>
+              <w:left w:type="dxa" w:w="90"/>
+              <w:bottom w:type="dxa" w:w="36"/>
+              <w:right w:type="dxa" w:w="60"/>
+            </w:tcMar>
+            <w:vAlign w:val="center"/>
+          </w:tcPr>
+          <w:p>
+            <w:pPr>
+              <w:spacing w:after="0" w:before="0" w:line="252" w:lineRule="exact"/>
             </w:pPr>
             <w:r>
               <w:rPr>
@@ -2905,7 +3399,7 @@
         <w:pBdr>
           <w:top w:val="single" w:color="035293" w:sz="8" w:space="4"/>
         </w:pBdr>
-        <w:spacing w:before="160"/>
+        <w:spacing w:before="80" w:line="210" w:lineRule="exact"/>
       </w:pPr>
       <w:r>
         <w:rPr>
@@ -2921,7 +3415,7 @@
     </w:p>
     <w:sectPr>
       <w:pgSz w:w="11906" w:h="16838" w:orient="portrait"/>
-      <w:pgMar w:top="700" w:right="900" w:bottom="700" w:left="900" w:header="708" w:footer="708" w:gutter="0"/>
+      <w:pgMar w:top="540" w:right="900" w:bottom="540" w:left="900" w:header="708" w:footer="708" w:gutter="0"/>
       <w:pgNumType/>
       <w:docGrid w:linePitch="360"/>
     </w:sectPr>

--- a/forms/pre-anesthesia-checklist.docx
+++ b/forms/pre-anesthesia-checklist.docx
@@ -2,86 +2,6 @@
 <file path=word/document.xml><?xml version="1.0" encoding="utf-8"?>
 <w:document xmlns:wpc="http://schemas.microsoft.com/office/word/2010/wordprocessingCanvas" xmlns:mc="http://schemas.openxmlformats.org/markup-compatibility/2006" xmlns:o="urn:schemas-microsoft-com:office:office" xmlns:r="http://schemas.openxmlformats.org/officeDocument/2006/relationships" xmlns:m="http://schemas.openxmlformats.org/officeDocument/2006/math" xmlns:v="urn:schemas-microsoft-com:vml" xmlns:wp14="http://schemas.microsoft.com/office/word/2010/wordprocessingDrawing" xmlns:wp="http://schemas.openxmlformats.org/drawingml/2006/wordprocessingDrawing" xmlns:w10="urn:schemas-microsoft-com:office:word" xmlns:w="http://schemas.openxmlformats.org/wordprocessingml/2006/main" xmlns:w14="http://schemas.microsoft.com/office/word/2010/wordml" xmlns:w15="http://schemas.microsoft.com/office/word/2012/wordml" xmlns:wpg="http://schemas.microsoft.com/office/word/2010/wordprocessingGroup" xmlns:wpi="http://schemas.microsoft.com/office/word/2010/wordprocessingInk" xmlns:wne="http://schemas.microsoft.com/office/word/2006/wordml" xmlns:wps="http://schemas.microsoft.com/office/word/2010/wordprocessingShape" xmlns:cx="http://schemas.microsoft.com/office/drawing/2014/chartex" xmlns:cx1="http://schemas.microsoft.com/office/drawing/2015/9/8/chartex" xmlns:cx2="http://schemas.microsoft.com/office/drawing/2015/10/21/chartex" xmlns:cx3="http://schemas.microsoft.com/office/drawing/2016/5/9/chartex" xmlns:cx4="http://schemas.microsoft.com/office/drawing/2016/5/10/chartex" xmlns:cx5="http://schemas.microsoft.com/office/drawing/2016/5/11/chartex" xmlns:cx6="http://schemas.microsoft.com/office/drawing/2016/5/12/chartex" xmlns:cx7="http://schemas.microsoft.com/office/drawing/2016/5/13/chartex" xmlns:cx8="http://schemas.microsoft.com/office/drawing/2016/5/14/chartex" xmlns:aink="http://schemas.microsoft.com/office/drawing/2016/ink" xmlns:am3d="http://schemas.microsoft.com/office/drawing/2017/model3d" xmlns:w16cex="http://schemas.microsoft.com/office/word/2018/wordml/cex" xmlns:w16cid="http://schemas.microsoft.com/office/word/2016/wordml/cid" xmlns:w16="http://schemas.microsoft.com/office/word/2018/wordml" xmlns:w16sdtdh="http://schemas.microsoft.com/office/word/2020/wordml/sdtdatahash" xmlns:w16se="http://schemas.microsoft.com/office/word/2015/wordml/symex" mc:Ignorable="w14 w15 wp14">
   <w:body>
-    <w:p>
-      <w:pPr>
-        <w:spacing w:after="60"/>
-      </w:pPr>
-      <w:r>
-        <w:drawing>
-          <wp:inline distT="0" distB="0" distL="0" distR="0">
-            <wp:extent cx="1800225" cy="361950"/>
-            <wp:effectExtent t="0" r="0" b="0" l="0"/>
-            <wp:docPr id="1" name="" descr="" title=""/>
-            <wp:cNvGraphicFramePr>
-              <a:graphicFrameLocks xmlns:a="http://schemas.openxmlformats.org/drawingml/2006/main" noChangeAspect="1"/>
-            </wp:cNvGraphicFramePr>
-            <a:graphic xmlns:a="http://schemas.openxmlformats.org/drawingml/2006/main">
-              <a:graphicData uri="http://schemas.openxmlformats.org/drawingml/2006/picture">
-                <pic:pic xmlns:pic="http://schemas.openxmlformats.org/drawingml/2006/picture">
-                  <pic:nvPicPr>
-                    <pic:cNvPr id="0" name="" descr=""/>
-                    <pic:cNvPicPr>
-                      <a:picLocks noChangeAspect="1" noChangeArrowheads="1"/>
-                    </pic:cNvPicPr>
-                  </pic:nvPicPr>
-                  <pic:blipFill>
-                    <a:blip r:embed="rId7" cstate="none"/>
-                    <a:srcRect/>
-                    <a:stretch>
-                      <a:fillRect/>
-                    </a:stretch>
-                  </pic:blipFill>
-                  <pic:spPr bwMode="auto">
-                    <a:xfrm>
-                      <a:off x="0" y="0"/>
-                      <a:ext cx="1800225" cy="361950"/>
-                    </a:xfrm>
-                    <a:prstGeom prst="rect">
-                      <a:avLst/>
-                    </a:prstGeom>
-                  </pic:spPr>
-                </pic:pic>
-              </a:graphicData>
-            </a:graphic>
-          </wp:inline>
-        </w:drawing>
-      </w:r>
-    </w:p>
-    <w:p>
-      <w:pPr>
-        <w:pBdr>
-          <w:bottom w:val="single" w:color="035293" w:sz="18" w:space="6"/>
-        </w:pBdr>
-        <w:spacing w:after="30" w:line="500" w:lineRule="exact"/>
-      </w:pPr>
-      <w:r>
-        <w:rPr>
-          <w:rFonts w:ascii="Malgun Gothic" w:eastAsia="Malgun Gothic" w:hAnsi="Malgun Gothic"/>
-          <w:b/>
-          <w:bCs/>
-          <w:color w:val="023A68"/>
-          <w:sz w:val="34"/>
-          <w:szCs w:val="34"/>
-        </w:rPr>
-        <w:t xml:space="preserve">마취 전 평가 · 모니터링 체크리스트</w:t>
-      </w:r>
-    </w:p>
-    <w:p>
-      <w:pPr>
-        <w:spacing w:after="90" w:line="230" w:lineRule="exact"/>
-      </w:pPr>
-      <w:r>
-        <w:rPr>
-          <w:rFonts w:ascii="Malgun Gothic" w:eastAsia="Malgun Gothic" w:hAnsi="Malgun Gothic"/>
-          <w:b w:val="false"/>
-          <w:bCs w:val="false"/>
-          <w:color w:val="6B7683"/>
-          <w:sz w:val="15"/>
-          <w:szCs w:val="15"/>
-        </w:rPr>
-        <w:t xml:space="preserve">2020 AAHA Anesthesia and Monitoring Guidelines for Dogs and Cats 기반 (aaha.org 전문 무료 공개, 참고용) / 서식번호 KAHA-F-2602</w:t>
-      </w:r>
-    </w:p>
     <w:tbl>
       <w:tblPr>
         <w:tblW w:type="dxa" w:w="10090"/>
@@ -98,33 +18,233 @@
         <w:gridCol w:w="10090"/>
       </w:tblGrid>
       <w:tr>
+        <w:trPr>
+          <w:trHeight w:val="620" w:hRule="exact"/>
+        </w:trPr>
         <w:tc>
           <w:tcPr>
             <w:tcW w:type="dxa" w:w="10090"/>
             <w:tcBorders>
-              <w:top w:val="single" w:color="B9CCDE" w:sz="4"/>
-              <w:left w:val="single" w:color="B9CCDE" w:sz="4"/>
-              <w:bottom w:val="single" w:color="B9CCDE" w:sz="4"/>
-              <w:right w:val="single" w:color="B9CCDE" w:sz="4"/>
-            </w:tcBorders>
-            <w:shd w:fill="035293" w:val="clear"/>
-            <w:tcMar>
-              <w:top w:type="dxa" w:w="36"/>
-              <w:left w:type="dxa" w:w="90"/>
-              <w:bottom w:type="dxa" w:w="36"/>
-              <w:right w:type="dxa" w:w="60"/>
-            </w:tcMar>
-            <w:vAlign w:val="center"/>
-          </w:tcPr>
-          <w:p>
-            <w:pPr>
-              <w:spacing w:after="0" w:before="0" w:line="266" w:lineRule="exact"/>
+              <w:top w:val="none" w:color="FFFFFF" w:sz="0"/>
+              <w:left w:val="none" w:color="FFFFFF" w:sz="0"/>
+              <w:bottom w:val="none" w:color="FFFFFF" w:sz="0"/>
+              <w:right w:val="none" w:color="FFFFFF" w:sz="0"/>
+            </w:tcBorders>
+            <w:tcMar>
+              <w:top w:type="dxa" w:w="0"/>
+              <w:left w:type="dxa" w:w="0"/>
+              <w:bottom w:type="dxa" w:w="0"/>
+              <w:right w:type="dxa" w:w="0"/>
+            </w:tcMar>
+            <w:vAlign w:val="center"/>
+          </w:tcPr>
+          <w:p>
+            <w:pPr>
+              <w:spacing w:after="0" w:before="0" w:line="600" w:lineRule="exact"/>
+            </w:pPr>
+            <w:r>
+              <w:drawing>
+                <wp:inline distT="0" distB="0" distL="0" distR="0">
+                  <wp:extent cx="1800225" cy="361950"/>
+                  <wp:effectExtent t="0" r="0" b="0" l="0"/>
+                  <wp:docPr id="1" name="" descr="" title=""/>
+                  <wp:cNvGraphicFramePr>
+                    <a:graphicFrameLocks xmlns:a="http://schemas.openxmlformats.org/drawingml/2006/main" noChangeAspect="1"/>
+                  </wp:cNvGraphicFramePr>
+                  <a:graphic xmlns:a="http://schemas.openxmlformats.org/drawingml/2006/main">
+                    <a:graphicData uri="http://schemas.openxmlformats.org/drawingml/2006/picture">
+                      <pic:pic xmlns:pic="http://schemas.openxmlformats.org/drawingml/2006/picture">
+                        <pic:nvPicPr>
+                          <pic:cNvPr id="0" name="" descr=""/>
+                          <pic:cNvPicPr>
+                            <a:picLocks noChangeAspect="1" noChangeArrowheads="1"/>
+                          </pic:cNvPicPr>
+                        </pic:nvPicPr>
+                        <pic:blipFill>
+                          <a:blip r:embed="rId7" cstate="none"/>
+                          <a:srcRect/>
+                          <a:stretch>
+                            <a:fillRect/>
+                          </a:stretch>
+                        </pic:blipFill>
+                        <pic:spPr bwMode="auto">
+                          <a:xfrm>
+                            <a:off x="0" y="0"/>
+                            <a:ext cx="1800225" cy="361950"/>
+                          </a:xfrm>
+                          <a:prstGeom prst="rect">
+                            <a:avLst/>
+                          </a:prstGeom>
+                        </pic:spPr>
+                      </pic:pic>
+                    </a:graphicData>
+                  </a:graphic>
+                </wp:inline>
+              </w:drawing>
+            </w:r>
+          </w:p>
+        </w:tc>
+      </w:tr>
+    </w:tbl>
+    <w:tbl>
+      <w:tblPr>
+        <w:tblW w:type="dxa" w:w="10090"/>
+        <w:tblBorders>
+          <w:top w:val="single" w:color="auto" w:sz="4"/>
+          <w:left w:val="single" w:color="auto" w:sz="4"/>
+          <w:bottom w:val="single" w:color="auto" w:sz="4"/>
+          <w:right w:val="single" w:color="auto" w:sz="4"/>
+          <w:insideH w:val="single" w:color="auto" w:sz="4"/>
+          <w:insideV w:val="single" w:color="auto" w:sz="4"/>
+        </w:tblBorders>
+      </w:tblPr>
+      <w:tblGrid>
+        <w:gridCol w:w="10090"/>
+      </w:tblGrid>
+      <w:tr>
+        <w:trPr>
+          <w:trHeight w:val="580" w:hRule="exact"/>
+        </w:trPr>
+        <w:tc>
+          <w:tcPr>
+            <w:tcW w:type="dxa" w:w="10090"/>
+            <w:tcBorders>
+              <w:top w:val="none" w:color="FFFFFF" w:sz="0"/>
+              <w:left w:val="none" w:color="FFFFFF" w:sz="0"/>
+              <w:bottom w:val="single" w:color="035293" w:sz="18"/>
+              <w:right w:val="none" w:color="FFFFFF" w:sz="0"/>
+            </w:tcBorders>
+            <w:tcMar>
+              <w:top w:type="dxa" w:w="0"/>
+              <w:left w:type="dxa" w:w="0"/>
+              <w:bottom w:type="dxa" w:w="60"/>
+              <w:right w:type="dxa" w:w="0"/>
+            </w:tcMar>
+            <w:vAlign w:val="center"/>
+          </w:tcPr>
+          <w:p>
+            <w:pPr>
+              <w:spacing w:after="0" w:before="0" w:line="476" w:lineRule="exact"/>
             </w:pPr>
             <w:r>
               <w:rPr>
                 <w:rFonts w:ascii="Malgun Gothic" w:eastAsia="Malgun Gothic" w:hAnsi="Malgun Gothic"/>
                 <w:b/>
                 <w:bCs/>
+                <w:snapToGrid w:val="false"/>
+                <w:color w:val="023A68"/>
+                <w:sz w:val="34"/>
+                <w:szCs w:val="34"/>
+              </w:rPr>
+              <w:t xml:space="preserve">마취 전 평가 · 모니터링 체크리스트</w:t>
+            </w:r>
+          </w:p>
+        </w:tc>
+      </w:tr>
+    </w:tbl>
+    <w:tbl>
+      <w:tblPr>
+        <w:tblW w:type="dxa" w:w="10090"/>
+        <w:tblBorders>
+          <w:top w:val="single" w:color="auto" w:sz="4"/>
+          <w:left w:val="single" w:color="auto" w:sz="4"/>
+          <w:bottom w:val="single" w:color="auto" w:sz="4"/>
+          <w:right w:val="single" w:color="auto" w:sz="4"/>
+          <w:insideH w:val="single" w:color="auto" w:sz="4"/>
+          <w:insideV w:val="single" w:color="auto" w:sz="4"/>
+        </w:tblBorders>
+      </w:tblPr>
+      <w:tblGrid>
+        <w:gridCol w:w="10090"/>
+      </w:tblGrid>
+      <w:tr>
+        <w:trPr>
+          <w:trHeight w:val="400" w:hRule="exact"/>
+        </w:trPr>
+        <w:tc>
+          <w:tcPr>
+            <w:tcW w:type="dxa" w:w="10090"/>
+            <w:tcBorders>
+              <w:top w:val="none" w:color="FFFFFF" w:sz="0"/>
+              <w:left w:val="none" w:color="FFFFFF" w:sz="0"/>
+              <w:bottom w:val="none" w:color="FFFFFF" w:sz="0"/>
+              <w:right w:val="none" w:color="FFFFFF" w:sz="0"/>
+            </w:tcBorders>
+            <w:tcMar>
+              <w:top w:type="dxa" w:w="40"/>
+              <w:left w:type="dxa" w:w="0"/>
+              <w:bottom w:type="dxa" w:w="0"/>
+              <w:right w:type="dxa" w:w="0"/>
+            </w:tcMar>
+            <w:vAlign w:val="center"/>
+          </w:tcPr>
+          <w:p>
+            <w:pPr>
+              <w:spacing w:after="0" w:before="0" w:line="210" w:lineRule="exact"/>
+            </w:pPr>
+            <w:r>
+              <w:rPr>
+                <w:rFonts w:ascii="Malgun Gothic" w:eastAsia="Malgun Gothic" w:hAnsi="Malgun Gothic"/>
+                <w:b w:val="false"/>
+                <w:bCs w:val="false"/>
+                <w:snapToGrid w:val="false"/>
+                <w:color w:val="6B7683"/>
+                <w:sz w:val="15"/>
+                <w:szCs w:val="15"/>
+              </w:rPr>
+              <w:t xml:space="preserve">2020 AAHA Anesthesia and Monitoring Guidelines for Dogs and Cats 기반 (aaha.org 전문 무료 공개, 참고용) / 서식번호 KAHA-F-2602</w:t>
+            </w:r>
+          </w:p>
+        </w:tc>
+      </w:tr>
+    </w:tbl>
+    <w:tbl>
+      <w:tblPr>
+        <w:tblW w:type="dxa" w:w="10090"/>
+        <w:tblBorders>
+          <w:top w:val="single" w:color="auto" w:sz="4"/>
+          <w:left w:val="single" w:color="auto" w:sz="4"/>
+          <w:bottom w:val="single" w:color="auto" w:sz="4"/>
+          <w:right w:val="single" w:color="auto" w:sz="4"/>
+          <w:insideH w:val="single" w:color="auto" w:sz="4"/>
+          <w:insideV w:val="single" w:color="auto" w:sz="4"/>
+        </w:tblBorders>
+      </w:tblPr>
+      <w:tblGrid>
+        <w:gridCol w:w="10090"/>
+      </w:tblGrid>
+      <w:tr>
+        <w:trPr>
+          <w:trHeight w:val="340" w:hRule="exact"/>
+        </w:trPr>
+        <w:tc>
+          <w:tcPr>
+            <w:tcW w:type="dxa" w:w="10090"/>
+            <w:tcBorders>
+              <w:top w:val="single" w:color="B9CCDE" w:sz="4"/>
+              <w:left w:val="single" w:color="B9CCDE" w:sz="4"/>
+              <w:bottom w:val="single" w:color="B9CCDE" w:sz="4"/>
+              <w:right w:val="single" w:color="B9CCDE" w:sz="4"/>
+            </w:tcBorders>
+            <w:shd w:fill="035293" w:val="clear"/>
+            <w:tcMar>
+              <w:top w:type="dxa" w:w="36"/>
+              <w:left w:type="dxa" w:w="90"/>
+              <w:bottom w:type="dxa" w:w="36"/>
+              <w:right w:type="dxa" w:w="60"/>
+            </w:tcMar>
+            <w:vAlign w:val="center"/>
+          </w:tcPr>
+          <w:p>
+            <w:pPr>
+              <w:spacing w:after="0" w:before="0" w:line="266" w:lineRule="exact"/>
+            </w:pPr>
+            <w:r>
+              <w:rPr>
+                <w:rFonts w:ascii="Malgun Gothic" w:eastAsia="Malgun Gothic" w:hAnsi="Malgun Gothic"/>
+                <w:b/>
+                <w:bCs/>
+                <w:snapToGrid w:val="false"/>
                 <w:color w:val="FFFFFF"/>
                 <w:sz w:val="19"/>
                 <w:szCs w:val="19"/>
@@ -156,6 +276,9 @@
         <w:gridCol w:w="1290"/>
       </w:tblGrid>
       <w:tr>
+        <w:trPr>
+          <w:trHeight w:val="431" w:hRule="exact"/>
+        </w:trPr>
         <w:tc>
           <w:tcPr>
             <w:tcW w:type="dxa" w:w="2000"/>
@@ -183,6 +306,7 @@
                 <w:rFonts w:ascii="Malgun Gothic" w:eastAsia="Malgun Gothic" w:hAnsi="Malgun Gothic"/>
                 <w:b/>
                 <w:bCs/>
+                <w:snapToGrid w:val="false"/>
                 <w:color w:val="231916"/>
                 <w:sz w:val="18"/>
                 <w:szCs w:val="18"/>
@@ -241,6 +365,7 @@
                 <w:rFonts w:ascii="Malgun Gothic" w:eastAsia="Malgun Gothic" w:hAnsi="Malgun Gothic"/>
                 <w:b/>
                 <w:bCs/>
+                <w:snapToGrid w:val="false"/>
                 <w:color w:val="231916"/>
                 <w:sz w:val="18"/>
                 <w:szCs w:val="18"/>
@@ -299,6 +424,7 @@
                 <w:rFonts w:ascii="Malgun Gothic" w:eastAsia="Malgun Gothic" w:hAnsi="Malgun Gothic"/>
                 <w:b/>
                 <w:bCs/>
+                <w:snapToGrid w:val="false"/>
                 <w:color w:val="231916"/>
                 <w:sz w:val="18"/>
                 <w:szCs w:val="18"/>
@@ -349,6 +475,9 @@
         <w:gridCol w:w="8090"/>
       </w:tblGrid>
       <w:tr>
+        <w:trPr>
+          <w:trHeight w:val="431" w:hRule="exact"/>
+        </w:trPr>
         <w:tc>
           <w:tcPr>
             <w:tcW w:type="dxa" w:w="2000"/>
@@ -376,6 +505,7 @@
                 <w:rFonts w:ascii="Malgun Gothic" w:eastAsia="Malgun Gothic" w:hAnsi="Malgun Gothic"/>
                 <w:b/>
                 <w:bCs/>
+                <w:snapToGrid w:val="false"/>
                 <w:color w:val="231916"/>
                 <w:sz w:val="18"/>
                 <w:szCs w:val="18"/>
@@ -409,6 +539,9 @@
         </w:tc>
       </w:tr>
       <w:tr>
+        <w:trPr>
+          <w:trHeight w:val="431" w:hRule="exact"/>
+        </w:trPr>
         <w:tc>
           <w:tcPr>
             <w:tcW w:type="dxa" w:w="2000"/>
@@ -436,6 +569,7 @@
                 <w:rFonts w:ascii="Malgun Gothic" w:eastAsia="Malgun Gothic" w:hAnsi="Malgun Gothic"/>
                 <w:b/>
                 <w:bCs/>
+                <w:snapToGrid w:val="false"/>
                 <w:color w:val="231916"/>
                 <w:sz w:val="18"/>
                 <w:szCs w:val="18"/>
@@ -469,6 +603,9 @@
         </w:tc>
       </w:tr>
       <w:tr>
+        <w:trPr>
+          <w:trHeight w:val="431" w:hRule="exact"/>
+        </w:trPr>
         <w:tc>
           <w:tcPr>
             <w:tcW w:type="dxa" w:w="2000"/>
@@ -496,6 +633,7 @@
                 <w:rFonts w:ascii="Malgun Gothic" w:eastAsia="Malgun Gothic" w:hAnsi="Malgun Gothic"/>
                 <w:b/>
                 <w:bCs/>
+                <w:snapToGrid w:val="false"/>
                 <w:color w:val="231916"/>
                 <w:sz w:val="18"/>
                 <w:szCs w:val="18"/>
@@ -530,6 +668,7 @@
                 <w:rFonts w:ascii="Malgun Gothic" w:eastAsia="Malgun Gothic" w:hAnsi="Malgun Gothic"/>
                 <w:b w:val="false"/>
                 <w:bCs w:val="false"/>
+                <w:snapToGrid w:val="false"/>
                 <w:color w:val="231916"/>
                 <w:sz w:val="18"/>
                 <w:szCs w:val="18"/>
@@ -540,6 +679,9 @@
         </w:tc>
       </w:tr>
       <w:tr>
+        <w:trPr>
+          <w:trHeight w:val="431" w:hRule="exact"/>
+        </w:trPr>
         <w:tc>
           <w:tcPr>
             <w:tcW w:type="dxa" w:w="2000"/>
@@ -567,6 +709,7 @@
                 <w:rFonts w:ascii="Malgun Gothic" w:eastAsia="Malgun Gothic" w:hAnsi="Malgun Gothic"/>
                 <w:b/>
                 <w:bCs/>
+                <w:snapToGrid w:val="false"/>
                 <w:color w:val="231916"/>
                 <w:sz w:val="18"/>
                 <w:szCs w:val="18"/>
@@ -601,245 +744,12 @@
                 <w:rFonts w:ascii="Malgun Gothic" w:eastAsia="Malgun Gothic" w:hAnsi="Malgun Gothic"/>
                 <w:b w:val="false"/>
                 <w:bCs w:val="false"/>
+                <w:snapToGrid w:val="false"/>
                 <w:color w:val="231916"/>
                 <w:sz w:val="16"/>
                 <w:szCs w:val="16"/>
               </w:rPr>
               <w:t xml:space="preserve">□ Ⅰ 건강  □ Ⅱ 경미한 전신질환  □ Ⅲ 중등도 전신질환  □ Ⅳ 생명 위협  □ Ⅴ 위중  □ E 응급</w:t>
-            </w:r>
-          </w:p>
-        </w:tc>
-      </w:tr>
-    </w:tbl>
-    <w:p>
-      <w:pPr>
-        <w:spacing w:after="0" w:before="0" w:line="196" w:lineRule="exact"/>
-      </w:pPr>
-      <w:r>
-        <w:rPr>
-          <w:rFonts w:ascii="Malgun Gothic" w:eastAsia="Malgun Gothic" w:hAnsi="Malgun Gothic"/>
-          <w:b w:val="false"/>
-          <w:bCs w:val="false"/>
-          <w:color w:val="6B7683"/>
-          <w:sz w:val="14"/>
-          <w:szCs w:val="14"/>
-        </w:rPr>
-        <w:t xml:space="preserve">※ 등급별 마취 관련 사망 위험(영국 CEPSAF 연구, Brodbelt 등 2008) — 건강 개체(ASA Ⅰ–Ⅱ): 개 0.05% · 고양이 0.11% / 질환 동반(ASA Ⅲ–Ⅴ): 개 1.33% · 고양이 1.40%</w:t>
-      </w:r>
-    </w:p>
-    <w:p>
-      <w:pPr>
-        <w:spacing w:after="0" w:before="0" w:line="90" w:lineRule="exact"/>
-      </w:pPr>
-    </w:p>
-    <w:tbl>
-      <w:tblPr>
-        <w:tblW w:type="dxa" w:w="10090"/>
-        <w:tblBorders>
-          <w:top w:val="single" w:color="auto" w:sz="4"/>
-          <w:left w:val="single" w:color="auto" w:sz="4"/>
-          <w:bottom w:val="single" w:color="auto" w:sz="4"/>
-          <w:right w:val="single" w:color="auto" w:sz="4"/>
-          <w:insideH w:val="single" w:color="auto" w:sz="4"/>
-          <w:insideV w:val="single" w:color="auto" w:sz="4"/>
-        </w:tblBorders>
-      </w:tblPr>
-      <w:tblGrid>
-        <w:gridCol w:w="10090"/>
-      </w:tblGrid>
-      <w:tr>
-        <w:tc>
-          <w:tcPr>
-            <w:tcW w:type="dxa" w:w="10090"/>
-            <w:tcBorders>
-              <w:top w:val="single" w:color="B9CCDE" w:sz="4"/>
-              <w:left w:val="single" w:color="B9CCDE" w:sz="4"/>
-              <w:bottom w:val="single" w:color="B9CCDE" w:sz="4"/>
-              <w:right w:val="single" w:color="B9CCDE" w:sz="4"/>
-            </w:tcBorders>
-            <w:shd w:fill="035293" w:val="clear"/>
-            <w:tcMar>
-              <w:top w:type="dxa" w:w="36"/>
-              <w:left w:type="dxa" w:w="90"/>
-              <w:bottom w:type="dxa" w:w="36"/>
-              <w:right w:type="dxa" w:w="60"/>
-            </w:tcMar>
-            <w:vAlign w:val="center"/>
-          </w:tcPr>
-          <w:p>
-            <w:pPr>
-              <w:spacing w:after="0" w:before="0" w:line="266" w:lineRule="exact"/>
-            </w:pPr>
-            <w:r>
-              <w:rPr>
-                <w:rFonts w:ascii="Malgun Gothic" w:eastAsia="Malgun Gothic" w:hAnsi="Malgun Gothic"/>
-                <w:b/>
-                <w:bCs/>
-                <w:color w:val="FFFFFF"/>
-                <w:sz w:val="19"/>
-                <w:szCs w:val="19"/>
-              </w:rPr>
-              <w:t xml:space="preserve">마취 전 준비</w:t>
-            </w:r>
-          </w:p>
-        </w:tc>
-      </w:tr>
-    </w:tbl>
-    <w:tbl>
-      <w:tblPr>
-        <w:tblW w:type="dxa" w:w="10090"/>
-        <w:tblBorders>
-          <w:top w:val="single" w:color="auto" w:sz="4"/>
-          <w:left w:val="single" w:color="auto" w:sz="4"/>
-          <w:bottom w:val="single" w:color="auto" w:sz="4"/>
-          <w:right w:val="single" w:color="auto" w:sz="4"/>
-          <w:insideH w:val="single" w:color="auto" w:sz="4"/>
-          <w:insideV w:val="single" w:color="auto" w:sz="4"/>
-        </w:tblBorders>
-      </w:tblPr>
-      <w:tblGrid>
-        <w:gridCol w:w="10090"/>
-      </w:tblGrid>
-      <w:tr>
-        <w:tc>
-          <w:tcPr>
-            <w:tcW w:type="dxa" w:w="10090"/>
-            <w:tcBorders>
-              <w:top w:val="single" w:color="B9CCDE" w:sz="4"/>
-              <w:left w:val="single" w:color="B9CCDE" w:sz="4"/>
-              <w:bottom w:val="single" w:color="B9CCDE" w:sz="4"/>
-              <w:right w:val="single" w:color="B9CCDE" w:sz="4"/>
-            </w:tcBorders>
-            <w:tcMar>
-              <w:top w:type="dxa" w:w="36"/>
-              <w:left w:type="dxa" w:w="90"/>
-              <w:bottom w:type="dxa" w:w="36"/>
-              <w:right w:type="dxa" w:w="60"/>
-            </w:tcMar>
-            <w:vAlign w:val="center"/>
-          </w:tcPr>
-          <w:p>
-            <w:pPr>
-              <w:spacing w:after="0" w:before="0" w:line="252" w:lineRule="exact"/>
-            </w:pPr>
-            <w:r>
-              <w:rPr>
-                <w:rFonts w:ascii="Malgun Gothic" w:eastAsia="Malgun Gothic" w:hAnsi="Malgun Gothic"/>
-                <w:b w:val="false"/>
-                <w:bCs w:val="false"/>
-                <w:color w:val="231916"/>
-                <w:sz w:val="18"/>
-                <w:szCs w:val="18"/>
-              </w:rPr>
-              <w:t xml:space="preserve">□  금식 확인 — 음식 ______ 시간 · 물 ______ 시간   (병원 프로토콜 · AAHA 금식 권고표 참고)</w:t>
-            </w:r>
-          </w:p>
-        </w:tc>
-      </w:tr>
-      <w:tr>
-        <w:tc>
-          <w:tcPr>
-            <w:tcW w:type="dxa" w:w="10090"/>
-            <w:tcBorders>
-              <w:top w:val="single" w:color="B9CCDE" w:sz="4"/>
-              <w:left w:val="single" w:color="B9CCDE" w:sz="4"/>
-              <w:bottom w:val="single" w:color="B9CCDE" w:sz="4"/>
-              <w:right w:val="single" w:color="B9CCDE" w:sz="4"/>
-            </w:tcBorders>
-            <w:tcMar>
-              <w:top w:type="dxa" w:w="36"/>
-              <w:left w:type="dxa" w:w="90"/>
-              <w:bottom w:type="dxa" w:w="36"/>
-              <w:right w:type="dxa" w:w="60"/>
-            </w:tcMar>
-            <w:vAlign w:val="center"/>
-          </w:tcPr>
-          <w:p>
-            <w:pPr>
-              <w:spacing w:after="0" w:before="0" w:line="252" w:lineRule="exact"/>
-            </w:pPr>
-            <w:r>
-              <w:rPr>
-                <w:rFonts w:ascii="Malgun Gothic" w:eastAsia="Malgun Gothic" w:hAnsi="Malgun Gothic"/>
-                <w:b w:val="false"/>
-                <w:bCs w:val="false"/>
-                <w:color w:val="231916"/>
-                <w:sz w:val="18"/>
-                <w:szCs w:val="18"/>
-              </w:rPr>
-              <w:t xml:space="preserve">□  IV 카테터 장착      □  기관튜브 3종 준비 ( ____ / ____ / ____ )      □  응급약물 용량 사전 계산 · 비치</w:t>
-            </w:r>
-          </w:p>
-        </w:tc>
-      </w:tr>
-      <w:tr>
-        <w:tc>
-          <w:tcPr>
-            <w:tcW w:type="dxa" w:w="10090"/>
-            <w:tcBorders>
-              <w:top w:val="single" w:color="B9CCDE" w:sz="4"/>
-              <w:left w:val="single" w:color="B9CCDE" w:sz="4"/>
-              <w:bottom w:val="single" w:color="B9CCDE" w:sz="4"/>
-              <w:right w:val="single" w:color="B9CCDE" w:sz="4"/>
-            </w:tcBorders>
-            <w:tcMar>
-              <w:top w:type="dxa" w:w="36"/>
-              <w:left w:type="dxa" w:w="90"/>
-              <w:bottom w:type="dxa" w:w="36"/>
-              <w:right w:type="dxa" w:w="60"/>
-            </w:tcMar>
-            <w:vAlign w:val="center"/>
-          </w:tcPr>
-          <w:p>
-            <w:pPr>
-              <w:spacing w:after="0" w:before="0" w:line="252" w:lineRule="exact"/>
-            </w:pPr>
-            <w:r>
-              <w:rPr>
-                <w:rFonts w:ascii="Malgun Gothic" w:eastAsia="Malgun Gothic" w:hAnsi="Malgun Gothic"/>
-                <w:b w:val="false"/>
-                <w:bCs w:val="false"/>
-                <w:color w:val="231916"/>
-                <w:sz w:val="18"/>
-                <w:szCs w:val="18"/>
-              </w:rPr>
-              <w:t xml:space="preserve">□  마취 회로 · 산소 · 흡인기 점검      □  항불안 처치 필요 여부 평가 (겁 많음 · 공격성)</w:t>
-            </w:r>
-          </w:p>
-        </w:tc>
-      </w:tr>
-      <w:tr>
-        <w:tc>
-          <w:tcPr>
-            <w:tcW w:type="dxa" w:w="10090"/>
-            <w:tcBorders>
-              <w:top w:val="single" w:color="B9CCDE" w:sz="4"/>
-              <w:left w:val="single" w:color="B9CCDE" w:sz="4"/>
-              <w:bottom w:val="single" w:color="B9CCDE" w:sz="4"/>
-              <w:right w:val="single" w:color="B9CCDE" w:sz="4"/>
-            </w:tcBorders>
-            <w:tcMar>
-              <w:top w:type="dxa" w:w="36"/>
-              <w:left w:type="dxa" w:w="90"/>
-              <w:bottom w:type="dxa" w:w="36"/>
-              <w:right w:type="dxa" w:w="60"/>
-            </w:tcMar>
-            <w:vAlign w:val="center"/>
-          </w:tcPr>
-          <w:p>
-            <w:pPr>
-              <w:spacing w:after="0" w:before="0" w:line="252" w:lineRule="exact"/>
-            </w:pPr>
-            <w:r>
-              <w:rPr>
-                <w:rFonts w:ascii="Malgun Gothic" w:eastAsia="Malgun Gothic" w:hAnsi="Malgun Gothic"/>
-                <w:b w:val="false"/>
-                <w:bCs w:val="false"/>
-                <w:color w:val="231916"/>
-                <w:sz w:val="18"/>
-                <w:szCs w:val="18"/>
-              </w:rPr>
-              <w:t xml:space="preserve">□  보호자 설명 및 동의서 작성 완료 (서식 KAHA-F-2601)</w:t>
             </w:r>
           </w:p>
         </w:tc>
@@ -866,6 +776,9 @@
         <w:gridCol w:w="10090"/>
       </w:tblGrid>
       <w:tr>
+        <w:trPr>
+          <w:trHeight w:val="340" w:hRule="exact"/>
+        </w:trPr>
         <w:tc>
           <w:tcPr>
             <w:tcW w:type="dxa" w:w="10090"/>
@@ -893,6 +806,245 @@
                 <w:rFonts w:ascii="Malgun Gothic" w:eastAsia="Malgun Gothic" w:hAnsi="Malgun Gothic"/>
                 <w:b/>
                 <w:bCs/>
+                <w:snapToGrid w:val="false"/>
+                <w:color w:val="FFFFFF"/>
+                <w:sz w:val="19"/>
+                <w:szCs w:val="19"/>
+              </w:rPr>
+              <w:t xml:space="preserve">마취 전 준비</w:t>
+            </w:r>
+          </w:p>
+        </w:tc>
+      </w:tr>
+    </w:tbl>
+    <w:tbl>
+      <w:tblPr>
+        <w:tblW w:type="dxa" w:w="10090"/>
+        <w:tblBorders>
+          <w:top w:val="single" w:color="auto" w:sz="4"/>
+          <w:left w:val="single" w:color="auto" w:sz="4"/>
+          <w:bottom w:val="single" w:color="auto" w:sz="4"/>
+          <w:right w:val="single" w:color="auto" w:sz="4"/>
+          <w:insideH w:val="single" w:color="auto" w:sz="4"/>
+          <w:insideV w:val="single" w:color="auto" w:sz="4"/>
+        </w:tblBorders>
+      </w:tblPr>
+      <w:tblGrid>
+        <w:gridCol w:w="10090"/>
+      </w:tblGrid>
+      <w:tr>
+        <w:trPr>
+          <w:trHeight w:val="380" w:hRule="exact"/>
+        </w:trPr>
+        <w:tc>
+          <w:tcPr>
+            <w:tcW w:type="dxa" w:w="10090"/>
+            <w:tcBorders>
+              <w:top w:val="single" w:color="B9CCDE" w:sz="4"/>
+              <w:left w:val="single" w:color="B9CCDE" w:sz="4"/>
+              <w:bottom w:val="single" w:color="B9CCDE" w:sz="4"/>
+              <w:right w:val="single" w:color="B9CCDE" w:sz="4"/>
+            </w:tcBorders>
+            <w:tcMar>
+              <w:top w:type="dxa" w:w="36"/>
+              <w:left w:type="dxa" w:w="90"/>
+              <w:bottom w:type="dxa" w:w="36"/>
+              <w:right w:type="dxa" w:w="60"/>
+            </w:tcMar>
+            <w:vAlign w:val="center"/>
+          </w:tcPr>
+          <w:p>
+            <w:pPr>
+              <w:spacing w:after="0" w:before="0" w:line="252" w:lineRule="exact"/>
+            </w:pPr>
+            <w:r>
+              <w:rPr>
+                <w:rFonts w:ascii="Malgun Gothic" w:eastAsia="Malgun Gothic" w:hAnsi="Malgun Gothic"/>
+                <w:b w:val="false"/>
+                <w:bCs w:val="false"/>
+                <w:snapToGrid w:val="false"/>
+                <w:color w:val="231916"/>
+                <w:sz w:val="18"/>
+                <w:szCs w:val="18"/>
+              </w:rPr>
+              <w:t xml:space="preserve">□  금식 확인 — 음식 ______ 시간 · 물 ______ 시간   (병원 프로토콜 · AAHA 금식 권고표 참고)</w:t>
+            </w:r>
+          </w:p>
+        </w:tc>
+      </w:tr>
+      <w:tr>
+        <w:trPr>
+          <w:trHeight w:val="380" w:hRule="exact"/>
+        </w:trPr>
+        <w:tc>
+          <w:tcPr>
+            <w:tcW w:type="dxa" w:w="10090"/>
+            <w:tcBorders>
+              <w:top w:val="single" w:color="B9CCDE" w:sz="4"/>
+              <w:left w:val="single" w:color="B9CCDE" w:sz="4"/>
+              <w:bottom w:val="single" w:color="B9CCDE" w:sz="4"/>
+              <w:right w:val="single" w:color="B9CCDE" w:sz="4"/>
+            </w:tcBorders>
+            <w:tcMar>
+              <w:top w:type="dxa" w:w="36"/>
+              <w:left w:type="dxa" w:w="90"/>
+              <w:bottom w:type="dxa" w:w="36"/>
+              <w:right w:type="dxa" w:w="60"/>
+            </w:tcMar>
+            <w:vAlign w:val="center"/>
+          </w:tcPr>
+          <w:p>
+            <w:pPr>
+              <w:spacing w:after="0" w:before="0" w:line="252" w:lineRule="exact"/>
+            </w:pPr>
+            <w:r>
+              <w:rPr>
+                <w:rFonts w:ascii="Malgun Gothic" w:eastAsia="Malgun Gothic" w:hAnsi="Malgun Gothic"/>
+                <w:b w:val="false"/>
+                <w:bCs w:val="false"/>
+                <w:snapToGrid w:val="false"/>
+                <w:color w:val="231916"/>
+                <w:sz w:val="18"/>
+                <w:szCs w:val="18"/>
+              </w:rPr>
+              <w:t xml:space="preserve">□  IV 카테터 장착      □  기관튜브 3종 준비 ( ____ / ____ / ____ )      □  응급약물 용량 사전 계산 · 비치</w:t>
+            </w:r>
+          </w:p>
+        </w:tc>
+      </w:tr>
+      <w:tr>
+        <w:trPr>
+          <w:trHeight w:val="380" w:hRule="exact"/>
+        </w:trPr>
+        <w:tc>
+          <w:tcPr>
+            <w:tcW w:type="dxa" w:w="10090"/>
+            <w:tcBorders>
+              <w:top w:val="single" w:color="B9CCDE" w:sz="4"/>
+              <w:left w:val="single" w:color="B9CCDE" w:sz="4"/>
+              <w:bottom w:val="single" w:color="B9CCDE" w:sz="4"/>
+              <w:right w:val="single" w:color="B9CCDE" w:sz="4"/>
+            </w:tcBorders>
+            <w:tcMar>
+              <w:top w:type="dxa" w:w="36"/>
+              <w:left w:type="dxa" w:w="90"/>
+              <w:bottom w:type="dxa" w:w="36"/>
+              <w:right w:type="dxa" w:w="60"/>
+            </w:tcMar>
+            <w:vAlign w:val="center"/>
+          </w:tcPr>
+          <w:p>
+            <w:pPr>
+              <w:spacing w:after="0" w:before="0" w:line="252" w:lineRule="exact"/>
+            </w:pPr>
+            <w:r>
+              <w:rPr>
+                <w:rFonts w:ascii="Malgun Gothic" w:eastAsia="Malgun Gothic" w:hAnsi="Malgun Gothic"/>
+                <w:b w:val="false"/>
+                <w:bCs w:val="false"/>
+                <w:snapToGrid w:val="false"/>
+                <w:color w:val="231916"/>
+                <w:sz w:val="18"/>
+                <w:szCs w:val="18"/>
+              </w:rPr>
+              <w:t xml:space="preserve">□  마취 회로 · 산소 · 흡인기 점검      □  항불안 처치 필요 여부 평가 (겁 많음 · 공격성)</w:t>
+            </w:r>
+          </w:p>
+        </w:tc>
+      </w:tr>
+      <w:tr>
+        <w:trPr>
+          <w:trHeight w:val="380" w:hRule="exact"/>
+        </w:trPr>
+        <w:tc>
+          <w:tcPr>
+            <w:tcW w:type="dxa" w:w="10090"/>
+            <w:tcBorders>
+              <w:top w:val="single" w:color="B9CCDE" w:sz="4"/>
+              <w:left w:val="single" w:color="B9CCDE" w:sz="4"/>
+              <w:bottom w:val="single" w:color="B9CCDE" w:sz="4"/>
+              <w:right w:val="single" w:color="B9CCDE" w:sz="4"/>
+            </w:tcBorders>
+            <w:tcMar>
+              <w:top w:type="dxa" w:w="36"/>
+              <w:left w:type="dxa" w:w="90"/>
+              <w:bottom w:type="dxa" w:w="36"/>
+              <w:right w:type="dxa" w:w="60"/>
+            </w:tcMar>
+            <w:vAlign w:val="center"/>
+          </w:tcPr>
+          <w:p>
+            <w:pPr>
+              <w:spacing w:after="0" w:before="0" w:line="252" w:lineRule="exact"/>
+            </w:pPr>
+            <w:r>
+              <w:rPr>
+                <w:rFonts w:ascii="Malgun Gothic" w:eastAsia="Malgun Gothic" w:hAnsi="Malgun Gothic"/>
+                <w:b w:val="false"/>
+                <w:bCs w:val="false"/>
+                <w:snapToGrid w:val="false"/>
+                <w:color w:val="231916"/>
+                <w:sz w:val="18"/>
+                <w:szCs w:val="18"/>
+              </w:rPr>
+              <w:t xml:space="preserve">□  보호자 설명 및 동의서 작성 완료 (서식 KAHA-F-2601)</w:t>
+            </w:r>
+          </w:p>
+        </w:tc>
+      </w:tr>
+    </w:tbl>
+    <w:p>
+      <w:pPr>
+        <w:spacing w:after="0" w:before="0" w:line="90" w:lineRule="exact"/>
+      </w:pPr>
+    </w:p>
+    <w:tbl>
+      <w:tblPr>
+        <w:tblW w:type="dxa" w:w="10090"/>
+        <w:tblBorders>
+          <w:top w:val="single" w:color="auto" w:sz="4"/>
+          <w:left w:val="single" w:color="auto" w:sz="4"/>
+          <w:bottom w:val="single" w:color="auto" w:sz="4"/>
+          <w:right w:val="single" w:color="auto" w:sz="4"/>
+          <w:insideH w:val="single" w:color="auto" w:sz="4"/>
+          <w:insideV w:val="single" w:color="auto" w:sz="4"/>
+        </w:tblBorders>
+      </w:tblPr>
+      <w:tblGrid>
+        <w:gridCol w:w="10090"/>
+      </w:tblGrid>
+      <w:tr>
+        <w:trPr>
+          <w:trHeight w:val="340" w:hRule="exact"/>
+        </w:trPr>
+        <w:tc>
+          <w:tcPr>
+            <w:tcW w:type="dxa" w:w="10090"/>
+            <w:tcBorders>
+              <w:top w:val="single" w:color="B9CCDE" w:sz="4"/>
+              <w:left w:val="single" w:color="B9CCDE" w:sz="4"/>
+              <w:bottom w:val="single" w:color="B9CCDE" w:sz="4"/>
+              <w:right w:val="single" w:color="B9CCDE" w:sz="4"/>
+            </w:tcBorders>
+            <w:shd w:fill="035293" w:val="clear"/>
+            <w:tcMar>
+              <w:top w:type="dxa" w:w="36"/>
+              <w:left w:type="dxa" w:w="90"/>
+              <w:bottom w:type="dxa" w:w="36"/>
+              <w:right w:type="dxa" w:w="60"/>
+            </w:tcMar>
+            <w:vAlign w:val="center"/>
+          </w:tcPr>
+          <w:p>
+            <w:pPr>
+              <w:spacing w:after="0" w:before="0" w:line="266" w:lineRule="exact"/>
+            </w:pPr>
+            <w:r>
+              <w:rPr>
+                <w:rFonts w:ascii="Malgun Gothic" w:eastAsia="Malgun Gothic" w:hAnsi="Malgun Gothic"/>
+                <w:b/>
+                <w:bCs/>
+                <w:snapToGrid w:val="false"/>
                 <w:color w:val="FFFFFF"/>
                 <w:sz w:val="19"/>
                 <w:szCs w:val="19"/>
@@ -926,6 +1078,9 @@
         <w:gridCol w:w="2690"/>
       </w:tblGrid>
       <w:tr>
+        <w:trPr>
+          <w:trHeight w:val="340" w:hRule="exact"/>
+        </w:trPr>
         <w:tc>
           <w:tcPr>
             <w:tcW w:type="dxa" w:w="1100"/>
@@ -953,6 +1108,7 @@
                 <w:rFonts w:ascii="Malgun Gothic" w:eastAsia="Malgun Gothic" w:hAnsi="Malgun Gothic"/>
                 <w:b/>
                 <w:bCs/>
+                <w:snapToGrid w:val="false"/>
                 <w:color w:val="023A68"/>
                 <w:sz w:val="16"/>
                 <w:szCs w:val="16"/>
@@ -988,6 +1144,7 @@
                 <w:rFonts w:ascii="Malgun Gothic" w:eastAsia="Malgun Gothic" w:hAnsi="Malgun Gothic"/>
                 <w:b/>
                 <w:bCs/>
+                <w:snapToGrid w:val="false"/>
                 <w:color w:val="023A68"/>
                 <w:sz w:val="16"/>
                 <w:szCs w:val="16"/>
@@ -1023,6 +1180,7 @@
                 <w:rFonts w:ascii="Malgun Gothic" w:eastAsia="Malgun Gothic" w:hAnsi="Malgun Gothic"/>
                 <w:b/>
                 <w:bCs/>
+                <w:snapToGrid w:val="false"/>
                 <w:color w:val="023A68"/>
                 <w:sz w:val="16"/>
                 <w:szCs w:val="16"/>
@@ -1058,6 +1216,7 @@
                 <w:rFonts w:ascii="Malgun Gothic" w:eastAsia="Malgun Gothic" w:hAnsi="Malgun Gothic"/>
                 <w:b/>
                 <w:bCs/>
+                <w:snapToGrid w:val="false"/>
                 <w:color w:val="023A68"/>
                 <w:sz w:val="16"/>
                 <w:szCs w:val="16"/>
@@ -1093,6 +1252,7 @@
                 <w:rFonts w:ascii="Malgun Gothic" w:eastAsia="Malgun Gothic" w:hAnsi="Malgun Gothic"/>
                 <w:b/>
                 <w:bCs/>
+                <w:snapToGrid w:val="false"/>
                 <w:color w:val="023A68"/>
                 <w:sz w:val="16"/>
                 <w:szCs w:val="16"/>
@@ -1128,6 +1288,7 @@
                 <w:rFonts w:ascii="Malgun Gothic" w:eastAsia="Malgun Gothic" w:hAnsi="Malgun Gothic"/>
                 <w:b/>
                 <w:bCs/>
+                <w:snapToGrid w:val="false"/>
                 <w:color w:val="023A68"/>
                 <w:sz w:val="16"/>
                 <w:szCs w:val="16"/>
@@ -1163,6 +1324,7 @@
                 <w:rFonts w:ascii="Malgun Gothic" w:eastAsia="Malgun Gothic" w:hAnsi="Malgun Gothic"/>
                 <w:b/>
                 <w:bCs/>
+                <w:snapToGrid w:val="false"/>
                 <w:color w:val="023A68"/>
                 <w:sz w:val="16"/>
                 <w:szCs w:val="16"/>
@@ -1198,6 +1360,7 @@
                 <w:rFonts w:ascii="Malgun Gothic" w:eastAsia="Malgun Gothic" w:hAnsi="Malgun Gothic"/>
                 <w:b/>
                 <w:bCs/>
+                <w:snapToGrid w:val="false"/>
                 <w:color w:val="023A68"/>
                 <w:sz w:val="16"/>
                 <w:szCs w:val="16"/>
@@ -1208,6 +1371,9 @@
         </w:tc>
       </w:tr>
       <w:tr>
+        <w:trPr>
+          <w:trHeight w:val="340" w:hRule="exact"/>
+        </w:trPr>
         <w:tc>
           <w:tcPr>
             <w:tcW w:type="dxa" w:w="1100"/>
@@ -1394,6 +1560,9 @@
         </w:tc>
       </w:tr>
       <w:tr>
+        <w:trPr>
+          <w:trHeight w:val="340" w:hRule="exact"/>
+        </w:trPr>
         <w:tc>
           <w:tcPr>
             <w:tcW w:type="dxa" w:w="1100"/>
@@ -1580,6 +1749,9 @@
         </w:tc>
       </w:tr>
       <w:tr>
+        <w:trPr>
+          <w:trHeight w:val="340" w:hRule="exact"/>
+        </w:trPr>
         <w:tc>
           <w:tcPr>
             <w:tcW w:type="dxa" w:w="1100"/>
@@ -1766,6 +1938,9 @@
         </w:tc>
       </w:tr>
       <w:tr>
+        <w:trPr>
+          <w:trHeight w:val="340" w:hRule="exact"/>
+        </w:trPr>
         <w:tc>
           <w:tcPr>
             <w:tcW w:type="dxa" w:w="1100"/>
@@ -1952,6 +2127,9 @@
         </w:tc>
       </w:tr>
       <w:tr>
+        <w:trPr>
+          <w:trHeight w:val="340" w:hRule="exact"/>
+        </w:trPr>
         <w:tc>
           <w:tcPr>
             <w:tcW w:type="dxa" w:w="1100"/>
@@ -2138,6 +2316,9 @@
         </w:tc>
       </w:tr>
       <w:tr>
+        <w:trPr>
+          <w:trHeight w:val="340" w:hRule="exact"/>
+        </w:trPr>
         <w:tc>
           <w:tcPr>
             <w:tcW w:type="dxa" w:w="1100"/>
@@ -2324,6 +2505,9 @@
         </w:tc>
       </w:tr>
       <w:tr>
+        <w:trPr>
+          <w:trHeight w:val="340" w:hRule="exact"/>
+        </w:trPr>
         <w:tc>
           <w:tcPr>
             <w:tcW w:type="dxa" w:w="1100"/>
@@ -2510,6 +2694,9 @@
         </w:tc>
       </w:tr>
       <w:tr>
+        <w:trPr>
+          <w:trHeight w:val="340" w:hRule="exact"/>
+        </w:trPr>
         <w:tc>
           <w:tcPr>
             <w:tcW w:type="dxa" w:w="1100"/>
@@ -2696,6 +2883,9 @@
         </w:tc>
       </w:tr>
       <w:tr>
+        <w:trPr>
+          <w:trHeight w:val="340" w:hRule="exact"/>
+        </w:trPr>
         <w:tc>
           <w:tcPr>
             <w:tcW w:type="dxa" w:w="1100"/>
@@ -2882,6 +3072,9 @@
         </w:tc>
       </w:tr>
       <w:tr>
+        <w:trPr>
+          <w:trHeight w:val="340" w:hRule="exact"/>
+        </w:trPr>
         <w:tc>
           <w:tcPr>
             <w:tcW w:type="dxa" w:w="1100"/>
@@ -3068,22 +3261,62 @@
         </w:tc>
       </w:tr>
     </w:tbl>
-    <w:p>
-      <w:pPr>
-        <w:spacing w:after="0" w:before="0" w:line="196" w:lineRule="exact"/>
-      </w:pPr>
-      <w:r>
-        <w:rPr>
-          <w:rFonts w:ascii="Malgun Gothic" w:eastAsia="Malgun Gothic" w:hAnsi="Malgun Gothic"/>
-          <w:b w:val="false"/>
-          <w:bCs w:val="false"/>
-          <w:color w:val="6B7683"/>
-          <w:sz w:val="14"/>
-          <w:szCs w:val="14"/>
-        </w:rPr>
-        <w:t xml:space="preserve">※ 저체온과 저혈압은 가장 흔한 마취 중 합병증입니다. 조기 인지와 가온 · 수액 대응 프로토콜을 준비하십시오.</w:t>
-      </w:r>
-    </w:p>
+    <w:tbl>
+      <w:tblPr>
+        <w:tblW w:type="dxa" w:w="10090"/>
+        <w:tblBorders>
+          <w:top w:val="single" w:color="auto" w:sz="4"/>
+          <w:left w:val="single" w:color="auto" w:sz="4"/>
+          <w:bottom w:val="single" w:color="auto" w:sz="4"/>
+          <w:right w:val="single" w:color="auto" w:sz="4"/>
+          <w:insideH w:val="single" w:color="auto" w:sz="4"/>
+          <w:insideV w:val="single" w:color="auto" w:sz="4"/>
+        </w:tblBorders>
+      </w:tblPr>
+      <w:tblGrid>
+        <w:gridCol w:w="10090"/>
+      </w:tblGrid>
+      <w:tr>
+        <w:trPr>
+          <w:trHeight w:val="300" w:hRule="exact"/>
+        </w:trPr>
+        <w:tc>
+          <w:tcPr>
+            <w:tcW w:type="dxa" w:w="10090"/>
+            <w:tcBorders>
+              <w:top w:val="none" w:color="FFFFFF" w:sz="0"/>
+              <w:left w:val="none" w:color="FFFFFF" w:sz="0"/>
+              <w:bottom w:val="none" w:color="FFFFFF" w:sz="0"/>
+              <w:right w:val="none" w:color="FFFFFF" w:sz="0"/>
+            </w:tcBorders>
+            <w:tcMar>
+              <w:top w:type="dxa" w:w="0"/>
+              <w:left w:type="dxa" w:w="60"/>
+              <w:bottom w:type="dxa" w:w="0"/>
+              <w:right w:type="dxa" w:w="60"/>
+            </w:tcMar>
+            <w:vAlign w:val="center"/>
+          </w:tcPr>
+          <w:p>
+            <w:pPr>
+              <w:spacing w:after="0" w:before="0" w:line="196" w:lineRule="exact"/>
+            </w:pPr>
+            <w:r>
+              <w:rPr>
+                <w:rFonts w:ascii="Malgun Gothic" w:eastAsia="Malgun Gothic" w:hAnsi="Malgun Gothic"/>
+                <w:b w:val="false"/>
+                <w:bCs w:val="false"/>
+                <w:snapToGrid w:val="false"/>
+                <w:color w:val="6B7683"/>
+                <w:sz w:val="14"/>
+                <w:szCs w:val="14"/>
+              </w:rPr>
+              <w:t xml:space="preserve">※ 저체온과 저혈압은 가장 흔한 마취 중 합병증입니다. 조기 인지와 가온 · 수액 대응 프로토콜을 준비하십시오.</w:t>
+            </w:r>
+          </w:p>
+        </w:tc>
+      </w:tr>
+    </w:tbl>
     <w:p>
       <w:pPr>
         <w:spacing w:after="0" w:before="0" w:line="90" w:lineRule="exact"/>
@@ -3105,6 +3338,9 @@
         <w:gridCol w:w="10090"/>
       </w:tblGrid>
       <w:tr>
+        <w:trPr>
+          <w:trHeight w:val="340" w:hRule="exact"/>
+        </w:trPr>
         <w:tc>
           <w:tcPr>
             <w:tcW w:type="dxa" w:w="10090"/>
@@ -3132,6 +3368,7 @@
                 <w:rFonts w:ascii="Malgun Gothic" w:eastAsia="Malgun Gothic" w:hAnsi="Malgun Gothic"/>
                 <w:b/>
                 <w:bCs/>
+                <w:snapToGrid w:val="false"/>
                 <w:color w:val="FFFFFF"/>
                 <w:sz w:val="19"/>
                 <w:szCs w:val="19"/>
@@ -3158,6 +3395,9 @@
         <w:gridCol w:w="10090"/>
       </w:tblGrid>
       <w:tr>
+        <w:trPr>
+          <w:trHeight w:val="380" w:hRule="exact"/>
+        </w:trPr>
         <w:tc>
           <w:tcPr>
             <w:tcW w:type="dxa" w:w="10090"/>
@@ -3184,6 +3424,7 @@
                 <w:rFonts w:ascii="Malgun Gothic" w:eastAsia="Malgun Gothic" w:hAnsi="Malgun Gothic"/>
                 <w:b w:val="false"/>
                 <w:bCs w:val="false"/>
+                <w:snapToGrid w:val="false"/>
                 <w:color w:val="231916"/>
                 <w:sz w:val="18"/>
                 <w:szCs w:val="18"/>
@@ -3194,6 +3435,9 @@
         </w:tc>
       </w:tr>
       <w:tr>
+        <w:trPr>
+          <w:trHeight w:val="380" w:hRule="exact"/>
+        </w:trPr>
         <w:tc>
           <w:tcPr>
             <w:tcW w:type="dxa" w:w="10090"/>
@@ -3220,6 +3464,7 @@
                 <w:rFonts w:ascii="Malgun Gothic" w:eastAsia="Malgun Gothic" w:hAnsi="Malgun Gothic"/>
                 <w:b w:val="false"/>
                 <w:bCs w:val="false"/>
+                <w:snapToGrid w:val="false"/>
                 <w:color w:val="231916"/>
                 <w:sz w:val="18"/>
                 <w:szCs w:val="18"/>
@@ -3254,6 +3499,9 @@
         <w:gridCol w:w="3545"/>
       </w:tblGrid>
       <w:tr>
+        <w:trPr>
+          <w:trHeight w:val="560" w:hRule="exact"/>
+        </w:trPr>
         <w:tc>
           <w:tcPr>
             <w:tcW w:type="dxa" w:w="1400"/>
@@ -3281,6 +3529,7 @@
                 <w:rFonts w:ascii="Malgun Gothic" w:eastAsia="Malgun Gothic" w:hAnsi="Malgun Gothic"/>
                 <w:b/>
                 <w:bCs/>
+                <w:snapToGrid w:val="false"/>
                 <w:color w:val="231916"/>
                 <w:sz w:val="18"/>
                 <w:szCs w:val="18"/>
@@ -3315,6 +3564,7 @@
                 <w:rFonts w:ascii="Malgun Gothic" w:eastAsia="Malgun Gothic" w:hAnsi="Malgun Gothic"/>
                 <w:b w:val="false"/>
                 <w:bCs w:val="false"/>
+                <w:snapToGrid w:val="false"/>
                 <w:color w:val="231916"/>
                 <w:sz w:val="18"/>
                 <w:szCs w:val="18"/>
@@ -3350,6 +3600,7 @@
                 <w:rFonts w:ascii="Malgun Gothic" w:eastAsia="Malgun Gothic" w:hAnsi="Malgun Gothic"/>
                 <w:b/>
                 <w:bCs/>
+                <w:snapToGrid w:val="false"/>
                 <w:color w:val="231916"/>
                 <w:sz w:val="18"/>
                 <w:szCs w:val="18"/>
@@ -3384,6 +3635,7 @@
                 <w:rFonts w:ascii="Malgun Gothic" w:eastAsia="Malgun Gothic" w:hAnsi="Malgun Gothic"/>
                 <w:b w:val="false"/>
                 <w:bCs w:val="false"/>
+                <w:snapToGrid w:val="false"/>
                 <w:color w:val="231916"/>
                 <w:sz w:val="18"/>
                 <w:szCs w:val="18"/>
@@ -3394,24 +3646,66 @@
         </w:tc>
       </w:tr>
     </w:tbl>
+    <w:tbl>
+      <w:tblPr>
+        <w:tblW w:type="dxa" w:w="10090"/>
+        <w:tblBorders>
+          <w:top w:val="single" w:color="auto" w:sz="4"/>
+          <w:left w:val="single" w:color="auto" w:sz="4"/>
+          <w:bottom w:val="single" w:color="auto" w:sz="4"/>
+          <w:right w:val="single" w:color="auto" w:sz="4"/>
+          <w:insideH w:val="single" w:color="auto" w:sz="4"/>
+          <w:insideV w:val="single" w:color="auto" w:sz="4"/>
+        </w:tblBorders>
+      </w:tblPr>
+      <w:tblGrid>
+        <w:gridCol w:w="10090"/>
+      </w:tblGrid>
+      <w:tr>
+        <w:trPr>
+          <w:trHeight w:val="320" w:hRule="exact"/>
+        </w:trPr>
+        <w:tc>
+          <w:tcPr>
+            <w:tcW w:type="dxa" w:w="10090"/>
+            <w:tcBorders>
+              <w:top w:val="single" w:color="035293" w:sz="8"/>
+              <w:left w:val="none" w:color="FFFFFF" w:sz="0"/>
+              <w:bottom w:val="none" w:color="FFFFFF" w:sz="0"/>
+              <w:right w:val="none" w:color="FFFFFF" w:sz="0"/>
+            </w:tcBorders>
+            <w:tcMar>
+              <w:top w:type="dxa" w:w="60"/>
+              <w:left w:type="dxa" w:w="0"/>
+              <w:bottom w:type="dxa" w:w="0"/>
+              <w:right w:type="dxa" w:w="0"/>
+            </w:tcMar>
+            <w:vAlign w:val="center"/>
+          </w:tcPr>
+          <w:p>
+            <w:pPr>
+              <w:spacing w:after="0" w:before="0" w:line="196" w:lineRule="exact"/>
+            </w:pPr>
+            <w:r>
+              <w:rPr>
+                <w:rFonts w:ascii="Malgun Gothic" w:eastAsia="Malgun Gothic" w:hAnsi="Malgun Gothic"/>
+                <w:b w:val="false"/>
+                <w:bCs w:val="false"/>
+                <w:snapToGrid w:val="false"/>
+                <w:color w:val="6B7683"/>
+                <w:sz w:val="14"/>
+                <w:szCs w:val="14"/>
+              </w:rPr>
+              <w:t xml:space="preserve">사단법인 한국동물병원협회 · 회원병원 실무 소식지 제공 양식 (KAHA-F-2602) — 병원 실정에 맞게 수정 후 사용하십시오.</w:t>
+            </w:r>
+          </w:p>
+        </w:tc>
+      </w:tr>
+    </w:tbl>
     <w:p>
       <w:pPr>
-        <w:pBdr>
-          <w:top w:val="single" w:color="035293" w:sz="8" w:space="4"/>
-        </w:pBdr>
-        <w:spacing w:before="80" w:line="210" w:lineRule="exact"/>
+        <w:spacing w:after="0" w:before="0" w:line="120" w:lineRule="exact"/>
       </w:pPr>
-      <w:r>
-        <w:rPr>
-          <w:rFonts w:ascii="Malgun Gothic" w:eastAsia="Malgun Gothic" w:hAnsi="Malgun Gothic"/>
-          <w:b w:val="false"/>
-          <w:bCs w:val="false"/>
-          <w:color w:val="6B7683"/>
-          <w:sz w:val="14"/>
-          <w:szCs w:val="14"/>
-        </w:rPr>
-        <w:t xml:space="preserve">사단법인 한국동물병원협회 · 회원병원 실무 소식지 제공 양식 (KAHA-F-2602) — 병원 실정에 맞게 수정 후 사용하십시오.</w:t>
-      </w:r>
     </w:p>
     <w:sectPr>
       <w:pgSz w:w="11906" w:h="16838" w:orient="portrait"/>
